--- a/QTQLĐT&HTQT03/QTQLĐT&HTQT03BK01.docx
+++ b/QTQLĐT&HTQT03/QTQLĐT&HTQT03BK01.docx
@@ -1,8 +1,4202 @@
 
 <file path=word/document.xml><?xml version="1.0" encoding="utf-8"?>
-<w:document xmlns:wpc="http://schemas.microsoft.com/office/word/2010/wordprocessingCanvas" xmlns:cx="http://schemas.microsoft.com/office/drawing/2014/chartex" xmlns:cx1="http://schemas.microsoft.com/office/drawing/2015/9/8/chartex" xmlns:cx2="http://schemas.microsoft.com/office/drawing/2015/10/21/chartex" xmlns:cx3="http://schemas.microsoft.com/office/drawing/2016/5/9/chartex" xmlns:cx4="http://schemas.microsoft.com/office/drawing/2016/5/10/chartex" xmlns:cx5="http://schemas.microsoft.com/office/drawing/2016/5/11/chartex" xmlns:cx6="http://schemas.microsoft.com/office/drawing/2016/5/12/chartex" xmlns:cx7="http://schemas.microsoft.com/office/drawing/2016/5/13/chartex" xmlns:cx8="http://schemas.microsoft.com/office/drawing/2016/5/14/chartex" xmlns:mc="http://schemas.openxmlformats.org/markup-compatibility/2006" xmlns:aink="http://schemas.microsoft.com/office/drawing/2016/ink" xmlns:am3d="http://schemas.microsoft.com/office/drawing/2017/model3d" xmlns:o="urn:schemas-microsoft-com:office:office" xmlns:oel="http://schemas.microsoft.com/office/2019/extlst" xmlns:r="http://schemas.openxmlformats.org/officeDocument/2006/relationships" xmlns:m="http://schemas.openxmlformats.org/officeDocument/2006/math" xmlns:v="urn:schemas-microsoft-com:vml" xmlns:wp14="http://schemas.microsoft.com/office/word/2010/wordprocessingDrawing" xmlns:wp="http://schemas.openxmlformats.org/drawingml/2006/wordprocessingDrawing" xmlns:w10="urn:schemas-microsoft-com:office:word" xmlns:w="http://schemas.openxmlformats.org/wordprocessingml/2006/main" xmlns:w14="http://schemas.microsoft.com/office/word/2010/wordml" xmlns:w15="http://schemas.microsoft.com/office/word/2012/wordml" xmlns:w16cex="http://schemas.microsoft.com/office/word/2018/wordml/cex" xmlns:w16cid="http://schemas.microsoft.com/office/word/2016/wordml/cid" xmlns:w16="http://schemas.microsoft.com/office/word/2018/wordml" xmlns:w16sdtdh="http://schemas.microsoft.com/office/word/2020/wordml/sdtdatahash" xmlns:w16se="http://schemas.microsoft.com/office/word/2015/wordml/symex" xmlns:wpg="http://schemas.microsoft.com/office/word/2010/wordprocessingGroup" xmlns:wpi="http://schemas.microsoft.com/office/word/2010/wordprocessingInk" xmlns:wne="http://schemas.microsoft.com/office/word/2006/wordml" xmlns:wps="http://schemas.microsoft.com/office/word/2010/wordprocessingShape" mc:Ignorable="w14 w15 w16se w16cid w16 w16cex w16sdtdh wp14">
+<w:document xmlns:wpc="http://schemas.microsoft.com/office/word/2010/wordprocessingCanvas" xmlns:cx="http://schemas.microsoft.com/office/drawing/2014/chartex" xmlns:cx1="http://schemas.microsoft.com/office/drawing/2015/9/8/chartex" xmlns:cx2="http://schemas.microsoft.com/office/drawing/2015/10/21/chartex" xmlns:cx3="http://schemas.microsoft.com/office/drawing/2016/5/9/chartex" xmlns:cx4="http://schemas.microsoft.com/office/drawing/2016/5/10/chartex" xmlns:cx5="http://schemas.microsoft.com/office/drawing/2016/5/11/chartex" xmlns:cx6="http://schemas.microsoft.com/office/drawing/2016/5/12/chartex" xmlns:cx7="http://schemas.microsoft.com/office/drawing/2016/5/13/chartex" xmlns:cx8="http://schemas.microsoft.com/office/drawing/2016/5/14/chartex" xmlns:mc="http://schemas.openxmlformats.org/markup-compatibility/2006" xmlns:aink="http://schemas.microsoft.com/office/drawing/2016/ink" xmlns:am3d="http://schemas.microsoft.com/office/drawing/2017/model3d" xmlns:o="urn:schemas-microsoft-com:office:office" xmlns:oel="http://schemas.microsoft.com/office/2019/extlst" xmlns:r="http://schemas.openxmlformats.org/officeDocument/2006/relationships" xmlns:m="http://schemas.openxmlformats.org/officeDocument/2006/math" xmlns:v="urn:schemas-microsoft-com:vml" xmlns:wp14="http://schemas.microsoft.com/office/word/2010/wordprocessingDrawing" xmlns:wp="http://schemas.openxmlformats.org/drawingml/2006/wordprocessingDrawing" xmlns:w10="urn:schemas-microsoft-com:office:word" xmlns:w="http://schemas.openxmlformats.org/wordprocessingml/2006/main" xmlns:w14="http://schemas.microsoft.com/office/word/2010/wordml" xmlns:w15="http://schemas.microsoft.com/office/word/2012/wordml" xmlns:w16cex="http://schemas.microsoft.com/office/word/2018/wordml/cex" xmlns:w16cid="http://schemas.microsoft.com/office/word/2016/wordml/cid" xmlns:w16="http://schemas.microsoft.com/office/word/2018/wordml" xmlns:w16du="http://schemas.microsoft.com/office/word/2023/wordml/word16du" xmlns:w16sdtdh="http://schemas.microsoft.com/office/word/2020/wordml/sdtdatahash" xmlns:w16sdtfl="http://schemas.microsoft.com/office/word/2024/wordml/sdtformatlock" xmlns:w16se="http://schemas.microsoft.com/office/word/2015/wordml/symex" xmlns:wpg="http://schemas.microsoft.com/office/word/2010/wordprocessingGroup" xmlns:wpi="http://schemas.microsoft.com/office/word/2010/wordprocessingInk" xmlns:wne="http://schemas.microsoft.com/office/word/2006/wordml" xmlns:wps="http://schemas.microsoft.com/office/word/2010/wordprocessingShape" mc:Ignorable="w14 w15 w16se w16cid w16 w16cex w16sdtdh w16sdtfl w16du wp14">
   <w:body>
-    <w:p/>
+    <w:p>
+      <w:pPr>
+        <w:shd w:val="clear" w:color="auto" w:fill="FFFFFF" w:themeFill="background1"/>
+        <w:tabs>
+          <w:tab w:val="left" w:pos="3675"/>
+        </w:tabs>
+        <w:spacing w:after="0" w:line="300" w:lineRule="auto"/>
+        <w:rPr>
+          <w:b/>
+          <w:color w:val="000000" w:themeColor="text1"/>
+          <w:sz w:val="26"/>
+          <w:szCs w:val="26"/>
+        </w:rPr>
+      </w:pPr>
+      <w:r>
+        <w:rPr>
+          <w:color w:val="000000" w:themeColor="text1"/>
+          <w:lang w:val="vi-VN"/>
+        </w:rPr>
+        <w:tab/>
+      </w:r>
+      <w:r>
+        <w:rPr>
+          <w:b/>
+          <w:color w:val="000000" w:themeColor="text1"/>
+          <w:sz w:val="26"/>
+          <w:szCs w:val="26"/>
+        </w:rPr>
+        <w:t>BẢNG KIỂM HỒ SƠ</w:t>
+      </w:r>
+    </w:p>
+    <w:p>
+      <w:pPr>
+        <w:shd w:val="clear" w:color="auto" w:fill="FFFFFF" w:themeFill="background1"/>
+        <w:jc w:val="center"/>
+        <w:rPr>
+          <w:b/>
+          <w:color w:val="000000" w:themeColor="text1"/>
+          <w:sz w:val="26"/>
+          <w:szCs w:val="26"/>
+          <w:lang w:val="vi-VN"/>
+        </w:rPr>
+      </w:pPr>
+      <w:r>
+        <w:rPr>
+          <w:b/>
+          <w:color w:val="000000" w:themeColor="text1"/>
+          <w:sz w:val="26"/>
+          <w:szCs w:val="26"/>
+        </w:rPr>
+        <w:t>K</w:t>
+      </w:r>
+      <w:r>
+        <w:rPr>
+          <w:b/>
+          <w:color w:val="000000" w:themeColor="text1"/>
+          <w:sz w:val="26"/>
+          <w:szCs w:val="26"/>
+          <w:lang w:val="vi-VN"/>
+        </w:rPr>
+        <w:t>hóa đào tạo thực hành đủ tiêu chuẩn đăng ký giấy phép hành nghề KB-CB (</w:t>
+      </w:r>
+      <w:r>
+        <w:rPr>
+          <w:b/>
+          <w:i/>
+          <w:iCs/>
+          <w:color w:val="000000" w:themeColor="text1"/>
+          <w:sz w:val="26"/>
+          <w:szCs w:val="26"/>
+          <w:lang w:val="vi-VN"/>
+        </w:rPr>
+        <w:t>theo 04 chức danh đã công bố, bao gồm: bác sỹ, điều dưỡng, hộ sinh, kỹ thuật viên xét nghiệm)</w:t>
+      </w:r>
+    </w:p>
+    <w:tbl>
+      <w:tblPr>
+        <w:tblW w:w="10643" w:type="dxa"/>
+        <w:tblInd w:w="-612" w:type="dxa"/>
+        <w:tblBorders>
+          <w:top w:val="single" w:sz="4" w:space="0" w:color="auto"/>
+          <w:left w:val="single" w:sz="4" w:space="0" w:color="auto"/>
+          <w:bottom w:val="single" w:sz="4" w:space="0" w:color="auto"/>
+          <w:right w:val="single" w:sz="4" w:space="0" w:color="auto"/>
+          <w:insideH w:val="single" w:sz="4" w:space="0" w:color="auto"/>
+          <w:insideV w:val="single" w:sz="4" w:space="0" w:color="auto"/>
+        </w:tblBorders>
+        <w:tblLook w:val="04A0" w:firstRow="1" w:lastRow="0" w:firstColumn="1" w:lastColumn="0" w:noHBand="0" w:noVBand="1"/>
+      </w:tblPr>
+      <w:tblGrid>
+        <w:gridCol w:w="670"/>
+        <w:gridCol w:w="1945"/>
+        <w:gridCol w:w="2994"/>
+        <w:gridCol w:w="2310"/>
+        <w:gridCol w:w="2724"/>
+      </w:tblGrid>
+      <w:tr>
+        <w:trPr>
+          <w:trHeight w:val="444"/>
+        </w:trPr>
+        <w:tc>
+          <w:tcPr>
+            <w:tcW w:w="670" w:type="dxa"/>
+            <w:vAlign w:val="center"/>
+          </w:tcPr>
+          <w:p>
+            <w:pPr>
+              <w:shd w:val="clear" w:color="auto" w:fill="FFFFFF" w:themeFill="background1"/>
+              <w:spacing w:line="240" w:lineRule="auto"/>
+              <w:jc w:val="center"/>
+              <w:rPr>
+                <w:b/>
+                <w:color w:val="000000" w:themeColor="text1"/>
+              </w:rPr>
+            </w:pPr>
+            <w:r>
+              <w:rPr>
+                <w:b/>
+                <w:color w:val="000000" w:themeColor="text1"/>
+              </w:rPr>
+              <w:t>STT</w:t>
+            </w:r>
+          </w:p>
+        </w:tc>
+        <w:tc>
+          <w:tcPr>
+            <w:tcW w:w="4954" w:type="dxa"/>
+            <w:vAlign w:val="center"/>
+          </w:tcPr>
+          <w:p>
+            <w:pPr>
+              <w:shd w:val="clear" w:color="auto" w:fill="FFFFFF" w:themeFill="background1"/>
+              <w:spacing w:line="240" w:lineRule="auto"/>
+              <w:jc w:val="center"/>
+              <w:rPr>
+                <w:b/>
+                <w:color w:val="000000" w:themeColor="text1"/>
+              </w:rPr>
+            </w:pPr>
+            <w:r>
+              <w:rPr>
+                <w:b/>
+                <w:color w:val="000000" w:themeColor="text1"/>
+              </w:rPr>
+              <w:t>Tên hồ sơ</w:t>
+            </w:r>
+          </w:p>
+        </w:tc>
+        <w:tc>
+          <w:tcPr>
+            <w:tcW w:w="3176" w:type="dxa"/>
+            <w:vAlign w:val="center"/>
+          </w:tcPr>
+          <w:p>
+            <w:pPr>
+              <w:shd w:val="clear" w:color="auto" w:fill="FFFFFF" w:themeFill="background1"/>
+              <w:spacing w:line="240" w:lineRule="auto"/>
+              <w:jc w:val="center"/>
+              <w:rPr>
+                <w:b/>
+                <w:color w:val="000000" w:themeColor="text1"/>
+              </w:rPr>
+            </w:pPr>
+            <w:r>
+              <w:rPr>
+                <w:b/>
+                <w:color w:val="000000" w:themeColor="text1"/>
+              </w:rPr>
+              <w:t>Mã hiệu</w:t>
+            </w:r>
+          </w:p>
+        </w:tc>
+        <w:tc>
+          <w:tcPr>
+            <w:tcW w:w="851" w:type="dxa"/>
+            <w:vAlign w:val="center"/>
+          </w:tcPr>
+          <w:p>
+            <w:pPr>
+              <w:shd w:val="clear" w:color="auto" w:fill="FFFFFF" w:themeFill="background1"/>
+              <w:spacing w:line="240" w:lineRule="auto"/>
+              <w:jc w:val="center"/>
+              <w:rPr>
+                <w:b/>
+                <w:color w:val="000000" w:themeColor="text1"/>
+              </w:rPr>
+            </w:pPr>
+            <w:r>
+              <w:rPr>
+                <w:b/>
+                <w:color w:val="000000" w:themeColor="text1"/>
+              </w:rPr>
+              <w:t>Có</w:t>
+            </w:r>
+          </w:p>
+        </w:tc>
+        <w:tc>
+          <w:tcPr>
+            <w:tcW w:w="992" w:type="dxa"/>
+            <w:vAlign w:val="center"/>
+          </w:tcPr>
+          <w:p>
+            <w:pPr>
+              <w:shd w:val="clear" w:color="auto" w:fill="FFFFFF" w:themeFill="background1"/>
+              <w:spacing w:line="240" w:lineRule="auto"/>
+              <w:jc w:val="center"/>
+              <w:rPr>
+                <w:b/>
+                <w:color w:val="000000" w:themeColor="text1"/>
+              </w:rPr>
+            </w:pPr>
+            <w:r>
+              <w:rPr>
+                <w:b/>
+                <w:color w:val="000000" w:themeColor="text1"/>
+              </w:rPr>
+              <w:t>Không</w:t>
+            </w:r>
+          </w:p>
+        </w:tc>
+      </w:tr>
+      <w:tr>
+        <w:tc>
+          <w:tcPr>
+            <w:tcW w:w="670" w:type="dxa"/>
+            <w:vAlign w:val="center"/>
+          </w:tcPr>
+          <w:p>
+            <w:pPr>
+              <w:numPr>
+                <w:ilvl w:val="0"/>
+                <w:numId w:val="1"/>
+              </w:numPr>
+              <w:shd w:val="clear" w:color="auto" w:fill="FFFFFF" w:themeFill="background1"/>
+              <w:spacing w:before="120" w:after="120" w:line="240" w:lineRule="auto"/>
+              <w:ind w:left="527" w:hanging="357"/>
+              <w:contextualSpacing/>
+              <w:jc w:val="center"/>
+              <w:rPr>
+                <w:color w:val="000000" w:themeColor="text1"/>
+              </w:rPr>
+            </w:pPr>
+          </w:p>
+        </w:tc>
+        <w:tc>
+          <w:tcPr>
+            <w:tcW w:w="4954" w:type="dxa"/>
+            <w:vAlign w:val="center"/>
+          </w:tcPr>
+          <w:p>
+            <w:pPr>
+              <w:keepNext/>
+              <w:keepLines/>
+              <w:shd w:val="clear" w:color="auto" w:fill="FFFFFF" w:themeFill="background1"/>
+              <w:spacing w:before="120" w:after="120" w:line="240" w:lineRule="auto"/>
+              <w:ind w:right="-45"/>
+              <w:rPr>
+                <w:color w:val="000000" w:themeColor="text1"/>
+                <w:lang w:val="vi-VN"/>
+              </w:rPr>
+            </w:pPr>
+            <w:r>
+              <w:rPr>
+                <w:color w:val="000000" w:themeColor="text1"/>
+                <w:sz w:val="26"/>
+                <w:szCs w:val="26"/>
+                <w:lang w:val="vi-VN"/>
+              </w:rPr>
+              <w:t xml:space="preserve">Kế hoạch ĐT theo năm </w:t>
+            </w:r>
+          </w:p>
+        </w:tc>
+        <w:tc>
+          <w:tcPr>
+            <w:tcW w:w="3176" w:type="dxa"/>
+            <w:vAlign w:val="center"/>
+          </w:tcPr>
+          <w:p>
+            <w:pPr>
+              <w:keepNext/>
+              <w:keepLines/>
+              <w:shd w:val="clear" w:color="auto" w:fill="FFFFFF" w:themeFill="background1"/>
+              <w:spacing w:before="120" w:after="120" w:line="240" w:lineRule="auto"/>
+              <w:rPr>
+                <w:bCs/>
+                <w:iCs/>
+                <w:color w:val="000000" w:themeColor="text1"/>
+              </w:rPr>
+            </w:pPr>
+            <w:r>
+              <w:rPr>
+                <w:bCs/>
+                <w:iCs/>
+                <w:color w:val="000000" w:themeColor="text1"/>
+                <w:spacing w:val="-6"/>
+                <w:lang w:val="vi-VN"/>
+              </w:rPr>
+              <w:t>QTQL/ĐT&amp;HTQT/03/BM01</w:t>
+            </w:r>
+          </w:p>
+        </w:tc>
+        <w:tc>
+          <w:tcPr>
+            <w:tcW w:w="851" w:type="dxa"/>
+          </w:tcPr>
+          <w:p>
+            <w:pPr>
+              <w:shd w:val="clear" w:color="auto" w:fill="FFFFFF" w:themeFill="background1"/>
+              <w:spacing w:before="120" w:after="120" w:line="240" w:lineRule="auto"/>
+              <w:jc w:val="center"/>
+              <w:rPr>
+                <w:b/>
+                <w:color w:val="000000" w:themeColor="text1"/>
+              </w:rPr>
+            </w:pPr>
+            <w:r>
+              <w:rPr>
+                <w:b/>
+                <w:color w:val="000000" w:themeColor="text1"/>
+              </w:rPr>
+              <w:t>[[Khco]]</w:t>
+            </w:r>
+          </w:p>
+        </w:tc>
+        <w:tc>
+          <w:tcPr>
+            <w:tcW w:w="992" w:type="dxa"/>
+          </w:tcPr>
+          <w:p>
+            <w:pPr>
+              <w:shd w:val="clear" w:color="auto" w:fill="FFFFFF" w:themeFill="background1"/>
+              <w:spacing w:before="120" w:after="120" w:line="240" w:lineRule="auto"/>
+              <w:jc w:val="center"/>
+              <w:rPr>
+                <w:b/>
+                <w:color w:val="000000" w:themeColor="text1"/>
+              </w:rPr>
+            </w:pPr>
+            <w:r>
+              <w:rPr>
+                <w:b/>
+                <w:color w:val="000000" w:themeColor="text1"/>
+              </w:rPr>
+              <w:t>[[Khkhong]]</w:t>
+            </w:r>
+          </w:p>
+        </w:tc>
+      </w:tr>
+      <w:tr>
+        <w:tc>
+          <w:tcPr>
+            <w:tcW w:w="670" w:type="dxa"/>
+            <w:vAlign w:val="center"/>
+          </w:tcPr>
+          <w:p>
+            <w:pPr>
+              <w:numPr>
+                <w:ilvl w:val="0"/>
+                <w:numId w:val="1"/>
+              </w:numPr>
+              <w:shd w:val="clear" w:color="auto" w:fill="FFFFFF" w:themeFill="background1"/>
+              <w:spacing w:before="120" w:after="120" w:line="240" w:lineRule="auto"/>
+              <w:ind w:left="527" w:hanging="357"/>
+              <w:contextualSpacing/>
+              <w:jc w:val="center"/>
+              <w:rPr>
+                <w:color w:val="000000" w:themeColor="text1"/>
+              </w:rPr>
+            </w:pPr>
+          </w:p>
+        </w:tc>
+        <w:tc>
+          <w:tcPr>
+            <w:tcW w:w="4954" w:type="dxa"/>
+            <w:vAlign w:val="center"/>
+          </w:tcPr>
+          <w:p>
+            <w:pPr>
+              <w:keepNext/>
+              <w:keepLines/>
+              <w:shd w:val="clear" w:color="auto" w:fill="FFFFFF" w:themeFill="background1"/>
+              <w:spacing w:before="120" w:after="120" w:line="240" w:lineRule="auto"/>
+              <w:ind w:right="-45"/>
+              <w:rPr>
+                <w:color w:val="000000" w:themeColor="text1"/>
+                <w:lang w:val="vi-VN"/>
+              </w:rPr>
+            </w:pPr>
+            <w:r>
+              <w:rPr>
+                <w:color w:val="000000" w:themeColor="text1"/>
+                <w:spacing w:val="4"/>
+                <w:sz w:val="26"/>
+                <w:szCs w:val="26"/>
+              </w:rPr>
+              <w:t>Lịch hoạt động về đào tạo Hội thảo, sự kiện và Hợp tác quốc tế</w:t>
+            </w:r>
+          </w:p>
+        </w:tc>
+        <w:tc>
+          <w:tcPr>
+            <w:tcW w:w="3176" w:type="dxa"/>
+            <w:vAlign w:val="center"/>
+          </w:tcPr>
+          <w:p>
+            <w:pPr>
+              <w:keepNext/>
+              <w:keepLines/>
+              <w:shd w:val="clear" w:color="auto" w:fill="FFFFFF" w:themeFill="background1"/>
+              <w:spacing w:before="120" w:after="120" w:line="240" w:lineRule="auto"/>
+              <w:rPr>
+                <w:bCs/>
+                <w:iCs/>
+                <w:color w:val="000000" w:themeColor="text1"/>
+              </w:rPr>
+            </w:pPr>
+            <w:r>
+              <w:rPr>
+                <w:bCs/>
+                <w:iCs/>
+                <w:color w:val="000000" w:themeColor="text1"/>
+                <w:spacing w:val="-6"/>
+                <w:lang w:val="vi-VN"/>
+              </w:rPr>
+              <w:t>QTQL/ĐT&amp;HTQT/03/BM02</w:t>
+            </w:r>
+          </w:p>
+        </w:tc>
+        <w:tc>
+          <w:tcPr>
+            <w:tcW w:w="851" w:type="dxa"/>
+          </w:tcPr>
+          <w:p>
+            <w:pPr>
+              <w:shd w:val="clear" w:color="auto" w:fill="FFFFFF" w:themeFill="background1"/>
+              <w:spacing w:before="120" w:after="120" w:line="240" w:lineRule="auto"/>
+              <w:jc w:val="center"/>
+              <w:rPr>
+                <w:b/>
+                <w:color w:val="000000" w:themeColor="text1"/>
+              </w:rPr>
+            </w:pPr>
+            <w:r>
+              <w:rPr>
+                <w:b/>
+                <w:color w:val="000000" w:themeColor="text1"/>
+              </w:rPr>
+              <w:t>[[Lichco]]</w:t>
+            </w:r>
+          </w:p>
+        </w:tc>
+        <w:tc>
+          <w:tcPr>
+            <w:tcW w:w="992" w:type="dxa"/>
+          </w:tcPr>
+          <w:p>
+            <w:pPr>
+              <w:shd w:val="clear" w:color="auto" w:fill="FFFFFF" w:themeFill="background1"/>
+              <w:spacing w:before="120" w:after="120" w:line="240" w:lineRule="auto"/>
+              <w:jc w:val="center"/>
+              <w:rPr>
+                <w:b/>
+                <w:color w:val="000000" w:themeColor="text1"/>
+              </w:rPr>
+            </w:pPr>
+            <w:r>
+              <w:rPr>
+                <w:b/>
+                <w:color w:val="000000" w:themeColor="text1"/>
+              </w:rPr>
+              <w:t>[[Lichkhong]]</w:t>
+            </w:r>
+          </w:p>
+        </w:tc>
+      </w:tr>
+      <w:tr>
+        <w:tc>
+          <w:tcPr>
+            <w:tcW w:w="670" w:type="dxa"/>
+            <w:vAlign w:val="center"/>
+          </w:tcPr>
+          <w:p>
+            <w:pPr>
+              <w:numPr>
+                <w:ilvl w:val="0"/>
+                <w:numId w:val="1"/>
+              </w:numPr>
+              <w:shd w:val="clear" w:color="auto" w:fill="FFFFFF" w:themeFill="background1"/>
+              <w:spacing w:before="120" w:after="120" w:line="240" w:lineRule="auto"/>
+              <w:ind w:left="527" w:hanging="357"/>
+              <w:contextualSpacing/>
+              <w:jc w:val="center"/>
+              <w:rPr>
+                <w:color w:val="000000" w:themeColor="text1"/>
+              </w:rPr>
+            </w:pPr>
+          </w:p>
+        </w:tc>
+        <w:tc>
+          <w:tcPr>
+            <w:tcW w:w="4954" w:type="dxa"/>
+            <w:vAlign w:val="center"/>
+          </w:tcPr>
+          <w:p>
+            <w:pPr>
+              <w:keepNext/>
+              <w:keepLines/>
+              <w:shd w:val="clear" w:color="auto" w:fill="FFFFFF" w:themeFill="background1"/>
+              <w:spacing w:before="120" w:after="120" w:line="240" w:lineRule="auto"/>
+              <w:ind w:right="-45"/>
+              <w:rPr>
+                <w:color w:val="000000" w:themeColor="text1"/>
+                <w:lang w:val="vi-VN"/>
+              </w:rPr>
+            </w:pPr>
+            <w:r>
+              <w:rPr>
+                <w:color w:val="000000" w:themeColor="text1"/>
+                <w:sz w:val="26"/>
+                <w:szCs w:val="26"/>
+                <w:lang w:val="vi-VN"/>
+              </w:rPr>
+              <w:t xml:space="preserve">Quyết định về việc tổ chức khoá đào tạo liên tục </w:t>
+            </w:r>
+          </w:p>
+        </w:tc>
+        <w:tc>
+          <w:tcPr>
+            <w:tcW w:w="3176" w:type="dxa"/>
+            <w:vAlign w:val="center"/>
+          </w:tcPr>
+          <w:p>
+            <w:pPr>
+              <w:keepNext/>
+              <w:keepLines/>
+              <w:shd w:val="clear" w:color="auto" w:fill="FFFFFF" w:themeFill="background1"/>
+              <w:spacing w:before="120" w:after="120" w:line="240" w:lineRule="auto"/>
+              <w:rPr>
+                <w:bCs/>
+                <w:iCs/>
+                <w:color w:val="000000" w:themeColor="text1"/>
+              </w:rPr>
+            </w:pPr>
+            <w:r>
+              <w:rPr>
+                <w:bCs/>
+                <w:iCs/>
+                <w:color w:val="000000" w:themeColor="text1"/>
+                <w:spacing w:val="-6"/>
+                <w:lang w:val="vi-VN"/>
+              </w:rPr>
+              <w:t>QTQL/ĐT&amp;HTQT/03/BM03</w:t>
+            </w:r>
+          </w:p>
+        </w:tc>
+        <w:tc>
+          <w:tcPr>
+            <w:tcW w:w="851" w:type="dxa"/>
+          </w:tcPr>
+          <w:p>
+            <w:pPr>
+              <w:shd w:val="clear" w:color="auto" w:fill="FFFFFF" w:themeFill="background1"/>
+              <w:spacing w:before="120" w:after="120" w:line="240" w:lineRule="auto"/>
+              <w:jc w:val="center"/>
+              <w:rPr>
+                <w:b/>
+                <w:color w:val="000000" w:themeColor="text1"/>
+              </w:rPr>
+            </w:pPr>
+            <w:r>
+              <w:rPr>
+                <w:b/>
+                <w:color w:val="000000" w:themeColor="text1"/>
+              </w:rPr>
+              <w:t>[[Qdtochucco]]</w:t>
+            </w:r>
+          </w:p>
+        </w:tc>
+        <w:tc>
+          <w:tcPr>
+            <w:tcW w:w="992" w:type="dxa"/>
+          </w:tcPr>
+          <w:p>
+            <w:pPr>
+              <w:shd w:val="clear" w:color="auto" w:fill="FFFFFF" w:themeFill="background1"/>
+              <w:spacing w:before="120" w:after="120" w:line="240" w:lineRule="auto"/>
+              <w:jc w:val="center"/>
+              <w:rPr>
+                <w:b/>
+                <w:color w:val="000000" w:themeColor="text1"/>
+              </w:rPr>
+            </w:pPr>
+            <w:r>
+              <w:rPr>
+                <w:b/>
+                <w:color w:val="000000" w:themeColor="text1"/>
+              </w:rPr>
+              <w:t>[[Qdtochuckhong]]</w:t>
+            </w:r>
+          </w:p>
+        </w:tc>
+      </w:tr>
+      <w:tr>
+        <w:tc>
+          <w:tcPr>
+            <w:tcW w:w="670" w:type="dxa"/>
+            <w:vAlign w:val="center"/>
+          </w:tcPr>
+          <w:p>
+            <w:pPr>
+              <w:numPr>
+                <w:ilvl w:val="0"/>
+                <w:numId w:val="1"/>
+              </w:numPr>
+              <w:shd w:val="clear" w:color="auto" w:fill="FFFFFF" w:themeFill="background1"/>
+              <w:spacing w:before="120" w:after="120" w:line="240" w:lineRule="auto"/>
+              <w:ind w:left="527" w:hanging="357"/>
+              <w:contextualSpacing/>
+              <w:jc w:val="center"/>
+              <w:rPr>
+                <w:color w:val="000000" w:themeColor="text1"/>
+              </w:rPr>
+            </w:pPr>
+          </w:p>
+        </w:tc>
+        <w:tc>
+          <w:tcPr>
+            <w:tcW w:w="4954" w:type="dxa"/>
+            <w:vAlign w:val="center"/>
+          </w:tcPr>
+          <w:p>
+            <w:pPr>
+              <w:keepNext/>
+              <w:keepLines/>
+              <w:shd w:val="clear" w:color="auto" w:fill="FFFFFF" w:themeFill="background1"/>
+              <w:spacing w:before="120" w:after="120" w:line="240" w:lineRule="auto"/>
+              <w:ind w:right="-45"/>
+              <w:rPr>
+                <w:color w:val="000000" w:themeColor="text1"/>
+                <w:lang w:val="vi-VN"/>
+              </w:rPr>
+            </w:pPr>
+            <w:r>
+              <w:rPr>
+                <w:color w:val="000000" w:themeColor="text1"/>
+                <w:sz w:val="26"/>
+                <w:szCs w:val="26"/>
+                <w:lang w:val="vi-VN"/>
+              </w:rPr>
+              <w:t>Công văn về việc tuyển sinh khoá đào tạo liên tục</w:t>
+            </w:r>
+          </w:p>
+        </w:tc>
+        <w:tc>
+          <w:tcPr>
+            <w:tcW w:w="3176" w:type="dxa"/>
+            <w:vAlign w:val="center"/>
+          </w:tcPr>
+          <w:p>
+            <w:pPr>
+              <w:keepNext/>
+              <w:keepLines/>
+              <w:shd w:val="clear" w:color="auto" w:fill="FFFFFF" w:themeFill="background1"/>
+              <w:spacing w:before="120" w:after="120" w:line="240" w:lineRule="auto"/>
+              <w:rPr>
+                <w:bCs/>
+                <w:iCs/>
+                <w:color w:val="000000" w:themeColor="text1"/>
+              </w:rPr>
+            </w:pPr>
+            <w:r>
+              <w:rPr>
+                <w:bCs/>
+                <w:iCs/>
+                <w:color w:val="000000" w:themeColor="text1"/>
+                <w:spacing w:val="-6"/>
+                <w:lang w:val="vi-VN"/>
+              </w:rPr>
+              <w:t>QTQL/ĐT&amp;HTQT/03/BM04</w:t>
+            </w:r>
+          </w:p>
+        </w:tc>
+        <w:tc>
+          <w:tcPr>
+            <w:tcW w:w="851" w:type="dxa"/>
+          </w:tcPr>
+          <w:p>
+            <w:pPr>
+              <w:shd w:val="clear" w:color="auto" w:fill="FFFFFF" w:themeFill="background1"/>
+              <w:spacing w:before="120" w:after="120" w:line="240" w:lineRule="auto"/>
+              <w:jc w:val="center"/>
+              <w:rPr>
+                <w:b/>
+                <w:color w:val="000000" w:themeColor="text1"/>
+              </w:rPr>
+            </w:pPr>
+            <w:r>
+              <w:rPr>
+                <w:b/>
+                <w:color w:val="000000" w:themeColor="text1"/>
+              </w:rPr>
+              <w:t>[[Cvtuyensinhco]]</w:t>
+            </w:r>
+          </w:p>
+        </w:tc>
+        <w:tc>
+          <w:tcPr>
+            <w:tcW w:w="992" w:type="dxa"/>
+          </w:tcPr>
+          <w:p>
+            <w:pPr>
+              <w:shd w:val="clear" w:color="auto" w:fill="FFFFFF" w:themeFill="background1"/>
+              <w:spacing w:before="120" w:after="120" w:line="240" w:lineRule="auto"/>
+              <w:jc w:val="center"/>
+              <w:rPr>
+                <w:b/>
+                <w:color w:val="000000" w:themeColor="text1"/>
+              </w:rPr>
+            </w:pPr>
+            <w:r>
+              <w:rPr>
+                <w:b/>
+                <w:color w:val="000000" w:themeColor="text1"/>
+              </w:rPr>
+              <w:t>[[Cvtuyensinhkhong]]</w:t>
+            </w:r>
+          </w:p>
+        </w:tc>
+      </w:tr>
+      <w:tr>
+        <w:tc>
+          <w:tcPr>
+            <w:tcW w:w="670" w:type="dxa"/>
+            <w:vAlign w:val="center"/>
+          </w:tcPr>
+          <w:p>
+            <w:pPr>
+              <w:numPr>
+                <w:ilvl w:val="0"/>
+                <w:numId w:val="1"/>
+              </w:numPr>
+              <w:shd w:val="clear" w:color="auto" w:fill="FFFFFF" w:themeFill="background1"/>
+              <w:spacing w:before="120" w:after="120" w:line="240" w:lineRule="auto"/>
+              <w:ind w:left="527" w:hanging="357"/>
+              <w:contextualSpacing/>
+              <w:jc w:val="center"/>
+              <w:rPr>
+                <w:color w:val="000000" w:themeColor="text1"/>
+              </w:rPr>
+            </w:pPr>
+          </w:p>
+        </w:tc>
+        <w:tc>
+          <w:tcPr>
+            <w:tcW w:w="4954" w:type="dxa"/>
+            <w:vAlign w:val="center"/>
+          </w:tcPr>
+          <w:p>
+            <w:pPr>
+              <w:keepNext/>
+              <w:keepLines/>
+              <w:shd w:val="clear" w:color="auto" w:fill="FFFFFF" w:themeFill="background1"/>
+              <w:spacing w:before="120" w:after="120" w:line="240" w:lineRule="auto"/>
+              <w:ind w:right="-45"/>
+              <w:rPr>
+                <w:color w:val="000000" w:themeColor="text1"/>
+                <w:lang w:val="vi-VN"/>
+              </w:rPr>
+            </w:pPr>
+            <w:r>
+              <w:rPr>
+                <w:color w:val="000000" w:themeColor="text1"/>
+                <w:sz w:val="26"/>
+                <w:szCs w:val="26"/>
+                <w:lang w:val="vi-VN"/>
+              </w:rPr>
+              <w:t>Phiếu đăng ký tham gia đào tạo liên tục tại Bệnh viện Phụ sản Trung ương</w:t>
+            </w:r>
+          </w:p>
+        </w:tc>
+        <w:tc>
+          <w:tcPr>
+            <w:tcW w:w="3176" w:type="dxa"/>
+            <w:vAlign w:val="center"/>
+          </w:tcPr>
+          <w:p>
+            <w:pPr>
+              <w:keepNext/>
+              <w:keepLines/>
+              <w:shd w:val="clear" w:color="auto" w:fill="FFFFFF" w:themeFill="background1"/>
+              <w:spacing w:before="120" w:after="120" w:line="240" w:lineRule="auto"/>
+              <w:rPr>
+                <w:bCs/>
+                <w:iCs/>
+                <w:color w:val="000000" w:themeColor="text1"/>
+              </w:rPr>
+            </w:pPr>
+            <w:r>
+              <w:rPr>
+                <w:bCs/>
+                <w:iCs/>
+                <w:color w:val="000000" w:themeColor="text1"/>
+                <w:spacing w:val="-6"/>
+                <w:lang w:val="vi-VN"/>
+              </w:rPr>
+              <w:t>QTQL/ĐT&amp;HTQT/03/BM05</w:t>
+            </w:r>
+          </w:p>
+        </w:tc>
+        <w:tc>
+          <w:tcPr>
+            <w:tcW w:w="851" w:type="dxa"/>
+          </w:tcPr>
+          <w:p>
+            <w:pPr>
+              <w:shd w:val="clear" w:color="auto" w:fill="FFFFFF" w:themeFill="background1"/>
+              <w:spacing w:before="120" w:after="120" w:line="240" w:lineRule="auto"/>
+              <w:jc w:val="center"/>
+              <w:rPr>
+                <w:b/>
+                <w:color w:val="000000" w:themeColor="text1"/>
+              </w:rPr>
+            </w:pPr>
+            <w:r>
+              <w:rPr>
+                <w:b/>
+                <w:color w:val="000000" w:themeColor="text1"/>
+              </w:rPr>
+              <w:t>[[Dkthamgiaco]]</w:t>
+            </w:r>
+          </w:p>
+        </w:tc>
+        <w:tc>
+          <w:tcPr>
+            <w:tcW w:w="992" w:type="dxa"/>
+          </w:tcPr>
+          <w:p>
+            <w:pPr>
+              <w:shd w:val="clear" w:color="auto" w:fill="FFFFFF" w:themeFill="background1"/>
+              <w:spacing w:before="120" w:after="120" w:line="240" w:lineRule="auto"/>
+              <w:jc w:val="center"/>
+              <w:rPr>
+                <w:b/>
+                <w:color w:val="000000" w:themeColor="text1"/>
+              </w:rPr>
+            </w:pPr>
+            <w:r>
+              <w:rPr>
+                <w:b/>
+                <w:color w:val="000000" w:themeColor="text1"/>
+              </w:rPr>
+              <w:t>[[Dkthamgiakhong]]</w:t>
+            </w:r>
+          </w:p>
+        </w:tc>
+      </w:tr>
+      <w:tr>
+        <w:tc>
+          <w:tcPr>
+            <w:tcW w:w="670" w:type="dxa"/>
+            <w:vAlign w:val="center"/>
+          </w:tcPr>
+          <w:p>
+            <w:pPr>
+              <w:numPr>
+                <w:ilvl w:val="0"/>
+                <w:numId w:val="1"/>
+              </w:numPr>
+              <w:shd w:val="clear" w:color="auto" w:fill="FFFFFF" w:themeFill="background1"/>
+              <w:spacing w:before="120" w:after="120" w:line="240" w:lineRule="auto"/>
+              <w:ind w:left="527" w:hanging="357"/>
+              <w:contextualSpacing/>
+              <w:jc w:val="center"/>
+              <w:rPr>
+                <w:color w:val="000000" w:themeColor="text1"/>
+              </w:rPr>
+            </w:pPr>
+          </w:p>
+        </w:tc>
+        <w:tc>
+          <w:tcPr>
+            <w:tcW w:w="4954" w:type="dxa"/>
+            <w:vAlign w:val="center"/>
+          </w:tcPr>
+          <w:p>
+            <w:pPr>
+              <w:keepNext/>
+              <w:keepLines/>
+              <w:shd w:val="clear" w:color="auto" w:fill="FFFFFF" w:themeFill="background1"/>
+              <w:spacing w:before="120" w:after="120" w:line="240" w:lineRule="auto"/>
+              <w:ind w:right="-45"/>
+              <w:rPr>
+                <w:color w:val="000000" w:themeColor="text1"/>
+                <w:lang w:val="vi-VN"/>
+              </w:rPr>
+            </w:pPr>
+            <w:r>
+              <w:rPr>
+                <w:color w:val="000000" w:themeColor="text1"/>
+                <w:sz w:val="26"/>
+                <w:szCs w:val="26"/>
+                <w:lang w:val="vi-VN"/>
+              </w:rPr>
+              <w:t>Bản đăng ký kế hoạch học tập kèm cặp</w:t>
+            </w:r>
+          </w:p>
+        </w:tc>
+        <w:tc>
+          <w:tcPr>
+            <w:tcW w:w="3176" w:type="dxa"/>
+            <w:vAlign w:val="center"/>
+          </w:tcPr>
+          <w:p>
+            <w:pPr>
+              <w:keepNext/>
+              <w:keepLines/>
+              <w:shd w:val="clear" w:color="auto" w:fill="FFFFFF" w:themeFill="background1"/>
+              <w:spacing w:before="120" w:after="120" w:line="240" w:lineRule="auto"/>
+              <w:rPr>
+                <w:bCs/>
+                <w:iCs/>
+                <w:color w:val="000000" w:themeColor="text1"/>
+              </w:rPr>
+            </w:pPr>
+            <w:r>
+              <w:rPr>
+                <w:bCs/>
+                <w:iCs/>
+                <w:color w:val="000000" w:themeColor="text1"/>
+                <w:spacing w:val="-6"/>
+                <w:lang w:val="vi-VN"/>
+              </w:rPr>
+              <w:t>QTQL/ĐT&amp;HTQT/03/BM06</w:t>
+            </w:r>
+          </w:p>
+        </w:tc>
+        <w:tc>
+          <w:tcPr>
+            <w:tcW w:w="851" w:type="dxa"/>
+          </w:tcPr>
+          <w:p>
+            <w:pPr>
+              <w:shd w:val="clear" w:color="auto" w:fill="FFFFFF" w:themeFill="background1"/>
+              <w:spacing w:before="120" w:after="120" w:line="240" w:lineRule="auto"/>
+              <w:jc w:val="center"/>
+              <w:rPr>
+                <w:b/>
+                <w:color w:val="000000" w:themeColor="text1"/>
+              </w:rPr>
+            </w:pPr>
+            <w:r>
+              <w:rPr>
+                <w:b/>
+                <w:color w:val="000000" w:themeColor="text1"/>
+              </w:rPr>
+              <w:t>[[Dkkemcapco]]</w:t>
+            </w:r>
+          </w:p>
+        </w:tc>
+        <w:tc>
+          <w:tcPr>
+            <w:tcW w:w="992" w:type="dxa"/>
+          </w:tcPr>
+          <w:p>
+            <w:pPr>
+              <w:shd w:val="clear" w:color="auto" w:fill="FFFFFF" w:themeFill="background1"/>
+              <w:spacing w:before="120" w:after="120" w:line="240" w:lineRule="auto"/>
+              <w:jc w:val="center"/>
+              <w:rPr>
+                <w:b/>
+                <w:color w:val="000000" w:themeColor="text1"/>
+              </w:rPr>
+            </w:pPr>
+            <w:r>
+              <w:rPr>
+                <w:b/>
+                <w:color w:val="000000" w:themeColor="text1"/>
+              </w:rPr>
+              <w:t>[[Dkkemcapkhong]]</w:t>
+            </w:r>
+          </w:p>
+        </w:tc>
+      </w:tr>
+      <w:tr>
+        <w:tc>
+          <w:tcPr>
+            <w:tcW w:w="670" w:type="dxa"/>
+            <w:vAlign w:val="center"/>
+          </w:tcPr>
+          <w:p>
+            <w:pPr>
+              <w:numPr>
+                <w:ilvl w:val="0"/>
+                <w:numId w:val="1"/>
+              </w:numPr>
+              <w:shd w:val="clear" w:color="auto" w:fill="FFFFFF" w:themeFill="background1"/>
+              <w:spacing w:before="120" w:after="120" w:line="240" w:lineRule="auto"/>
+              <w:ind w:left="527" w:hanging="357"/>
+              <w:contextualSpacing/>
+              <w:jc w:val="center"/>
+              <w:rPr>
+                <w:color w:val="000000" w:themeColor="text1"/>
+              </w:rPr>
+            </w:pPr>
+          </w:p>
+        </w:tc>
+        <w:tc>
+          <w:tcPr>
+            <w:tcW w:w="4954" w:type="dxa"/>
+            <w:vAlign w:val="center"/>
+          </w:tcPr>
+          <w:p>
+            <w:pPr>
+              <w:keepNext/>
+              <w:keepLines/>
+              <w:shd w:val="clear" w:color="auto" w:fill="FFFFFF" w:themeFill="background1"/>
+              <w:spacing w:before="120" w:after="120" w:line="240" w:lineRule="auto"/>
+              <w:ind w:right="-45"/>
+              <w:rPr>
+                <w:color w:val="000000" w:themeColor="text1"/>
+                <w:lang w:val="vi-VN"/>
+              </w:rPr>
+            </w:pPr>
+            <w:r>
+              <w:rPr>
+                <w:color w:val="000000" w:themeColor="text1"/>
+                <w:sz w:val="26"/>
+                <w:szCs w:val="26"/>
+              </w:rPr>
+              <w:t xml:space="preserve">Danh sách học viên khóa đào tạo </w:t>
+            </w:r>
+          </w:p>
+        </w:tc>
+        <w:tc>
+          <w:tcPr>
+            <w:tcW w:w="3176" w:type="dxa"/>
+            <w:vAlign w:val="center"/>
+          </w:tcPr>
+          <w:p>
+            <w:pPr>
+              <w:keepNext/>
+              <w:keepLines/>
+              <w:shd w:val="clear" w:color="auto" w:fill="FFFFFF" w:themeFill="background1"/>
+              <w:spacing w:before="120" w:after="120" w:line="240" w:lineRule="auto"/>
+              <w:rPr>
+                <w:bCs/>
+                <w:iCs/>
+                <w:color w:val="000000" w:themeColor="text1"/>
+              </w:rPr>
+            </w:pPr>
+            <w:r>
+              <w:rPr>
+                <w:bCs/>
+                <w:iCs/>
+                <w:color w:val="000000" w:themeColor="text1"/>
+                <w:spacing w:val="-6"/>
+                <w:lang w:val="vi-VN"/>
+              </w:rPr>
+              <w:t>QTQL/ĐT&amp;HTQT/03/BM07</w:t>
+            </w:r>
+          </w:p>
+        </w:tc>
+        <w:tc>
+          <w:tcPr>
+            <w:tcW w:w="851" w:type="dxa"/>
+          </w:tcPr>
+          <w:p>
+            <w:pPr>
+              <w:shd w:val="clear" w:color="auto" w:fill="FFFFFF" w:themeFill="background1"/>
+              <w:spacing w:before="120" w:after="120" w:line="240" w:lineRule="auto"/>
+              <w:jc w:val="center"/>
+              <w:rPr>
+                <w:b/>
+                <w:color w:val="000000" w:themeColor="text1"/>
+              </w:rPr>
+            </w:pPr>
+            <w:r>
+              <w:rPr>
+                <w:b/>
+                <w:color w:val="000000" w:themeColor="text1"/>
+              </w:rPr>
+              <w:t>[[Dshocvienco]]</w:t>
+            </w:r>
+          </w:p>
+        </w:tc>
+        <w:tc>
+          <w:tcPr>
+            <w:tcW w:w="992" w:type="dxa"/>
+          </w:tcPr>
+          <w:p>
+            <w:pPr>
+              <w:shd w:val="clear" w:color="auto" w:fill="FFFFFF" w:themeFill="background1"/>
+              <w:spacing w:before="120" w:after="120" w:line="240" w:lineRule="auto"/>
+              <w:jc w:val="center"/>
+              <w:rPr>
+                <w:b/>
+                <w:color w:val="000000" w:themeColor="text1"/>
+              </w:rPr>
+            </w:pPr>
+            <w:r>
+              <w:rPr>
+                <w:b/>
+                <w:color w:val="000000" w:themeColor="text1"/>
+              </w:rPr>
+              <w:t>[[Dshocvienkhong]]</w:t>
+            </w:r>
+          </w:p>
+        </w:tc>
+      </w:tr>
+      <w:tr>
+        <w:tc>
+          <w:tcPr>
+            <w:tcW w:w="670" w:type="dxa"/>
+            <w:vAlign w:val="center"/>
+          </w:tcPr>
+          <w:p>
+            <w:pPr>
+              <w:numPr>
+                <w:ilvl w:val="0"/>
+                <w:numId w:val="1"/>
+              </w:numPr>
+              <w:shd w:val="clear" w:color="auto" w:fill="FFFFFF" w:themeFill="background1"/>
+              <w:spacing w:before="120" w:after="120" w:line="240" w:lineRule="auto"/>
+              <w:ind w:left="527" w:hanging="357"/>
+              <w:contextualSpacing/>
+              <w:jc w:val="center"/>
+              <w:rPr>
+                <w:color w:val="000000" w:themeColor="text1"/>
+              </w:rPr>
+            </w:pPr>
+          </w:p>
+        </w:tc>
+        <w:tc>
+          <w:tcPr>
+            <w:tcW w:w="4954" w:type="dxa"/>
+            <w:vAlign w:val="center"/>
+          </w:tcPr>
+          <w:p>
+            <w:pPr>
+              <w:keepNext/>
+              <w:keepLines/>
+              <w:shd w:val="clear" w:color="auto" w:fill="FFFFFF" w:themeFill="background1"/>
+              <w:spacing w:before="120" w:after="120" w:line="240" w:lineRule="auto"/>
+              <w:ind w:right="-45"/>
+              <w:rPr>
+                <w:bCs/>
+                <w:color w:val="000000" w:themeColor="text1"/>
+                <w:lang w:val="vi-VN"/>
+              </w:rPr>
+            </w:pPr>
+            <w:r>
+              <w:rPr>
+                <w:color w:val="000000" w:themeColor="text1"/>
+                <w:sz w:val="26"/>
+                <w:szCs w:val="26"/>
+              </w:rPr>
+              <w:t xml:space="preserve">Hợp đồng thực hành khám bệnh, chữa bệnh </w:t>
+            </w:r>
+          </w:p>
+        </w:tc>
+        <w:tc>
+          <w:tcPr>
+            <w:tcW w:w="3176" w:type="dxa"/>
+            <w:vAlign w:val="center"/>
+          </w:tcPr>
+          <w:p>
+            <w:pPr>
+              <w:keepNext/>
+              <w:keepLines/>
+              <w:shd w:val="clear" w:color="auto" w:fill="FFFFFF" w:themeFill="background1"/>
+              <w:spacing w:before="120" w:after="120" w:line="240" w:lineRule="auto"/>
+              <w:rPr>
+                <w:bCs/>
+                <w:iCs/>
+                <w:color w:val="000000" w:themeColor="text1"/>
+              </w:rPr>
+            </w:pPr>
+            <w:r>
+              <w:rPr>
+                <w:bCs/>
+                <w:iCs/>
+                <w:color w:val="000000" w:themeColor="text1"/>
+                <w:spacing w:val="-6"/>
+                <w:lang w:val="vi-VN"/>
+              </w:rPr>
+              <w:t>QTQL/ĐT&amp;HTQT/03/BM08</w:t>
+            </w:r>
+          </w:p>
+        </w:tc>
+        <w:tc>
+          <w:tcPr>
+            <w:tcW w:w="851" w:type="dxa"/>
+          </w:tcPr>
+          <w:p>
+            <w:pPr>
+              <w:shd w:val="clear" w:color="auto" w:fill="FFFFFF" w:themeFill="background1"/>
+              <w:spacing w:before="120" w:after="120" w:line="240" w:lineRule="auto"/>
+              <w:jc w:val="center"/>
+              <w:rPr>
+                <w:b/>
+                <w:color w:val="000000" w:themeColor="text1"/>
+              </w:rPr>
+            </w:pPr>
+            <w:r>
+              <w:rPr>
+                <w:b/>
+                <w:color w:val="000000" w:themeColor="text1"/>
+              </w:rPr>
+              <w:t>[[Hdthuchanhco]]</w:t>
+            </w:r>
+          </w:p>
+        </w:tc>
+        <w:tc>
+          <w:tcPr>
+            <w:tcW w:w="992" w:type="dxa"/>
+          </w:tcPr>
+          <w:p>
+            <w:pPr>
+              <w:shd w:val="clear" w:color="auto" w:fill="FFFFFF" w:themeFill="background1"/>
+              <w:spacing w:before="120" w:after="120" w:line="240" w:lineRule="auto"/>
+              <w:jc w:val="center"/>
+              <w:rPr>
+                <w:b/>
+                <w:color w:val="000000" w:themeColor="text1"/>
+              </w:rPr>
+            </w:pPr>
+            <w:r>
+              <w:rPr>
+                <w:b/>
+                <w:color w:val="000000" w:themeColor="text1"/>
+              </w:rPr>
+              <w:t>[[Hdthuchanhkhong]]</w:t>
+            </w:r>
+          </w:p>
+        </w:tc>
+      </w:tr>
+      <w:tr>
+        <w:tc>
+          <w:tcPr>
+            <w:tcW w:w="670" w:type="dxa"/>
+            <w:vAlign w:val="center"/>
+          </w:tcPr>
+          <w:p>
+            <w:pPr>
+              <w:numPr>
+                <w:ilvl w:val="0"/>
+                <w:numId w:val="1"/>
+              </w:numPr>
+              <w:shd w:val="clear" w:color="auto" w:fill="FFFFFF" w:themeFill="background1"/>
+              <w:spacing w:before="120" w:after="120" w:line="240" w:lineRule="auto"/>
+              <w:ind w:left="527" w:hanging="357"/>
+              <w:contextualSpacing/>
+              <w:jc w:val="center"/>
+              <w:rPr>
+                <w:color w:val="000000" w:themeColor="text1"/>
+              </w:rPr>
+            </w:pPr>
+          </w:p>
+        </w:tc>
+        <w:tc>
+          <w:tcPr>
+            <w:tcW w:w="4954" w:type="dxa"/>
+            <w:vAlign w:val="center"/>
+          </w:tcPr>
+          <w:p>
+            <w:pPr>
+              <w:pStyle w:val="ListParagraph"/>
+              <w:keepNext/>
+              <w:keepLines/>
+              <w:shd w:val="clear" w:color="auto" w:fill="FFFFFF" w:themeFill="background1"/>
+              <w:spacing w:before="120" w:after="120" w:line="240" w:lineRule="auto"/>
+              <w:ind w:left="96" w:right="-45" w:hanging="90"/>
+              <w:rPr>
+                <w:color w:val="000000" w:themeColor="text1"/>
+                <w:lang w:val="vi-VN"/>
+              </w:rPr>
+            </w:pPr>
+            <w:r>
+              <w:rPr>
+                <w:color w:val="000000" w:themeColor="text1"/>
+                <w:sz w:val="26"/>
+                <w:szCs w:val="26"/>
+              </w:rPr>
+              <w:t xml:space="preserve">Quyết định về việc tiếp nhận và phân công người hướng dẫn thực hành </w:t>
+            </w:r>
+          </w:p>
+        </w:tc>
+        <w:tc>
+          <w:tcPr>
+            <w:tcW w:w="3176" w:type="dxa"/>
+            <w:vAlign w:val="center"/>
+          </w:tcPr>
+          <w:p>
+            <w:pPr>
+              <w:keepNext/>
+              <w:keepLines/>
+              <w:shd w:val="clear" w:color="auto" w:fill="FFFFFF" w:themeFill="background1"/>
+              <w:spacing w:before="120" w:after="120" w:line="240" w:lineRule="auto"/>
+              <w:rPr>
+                <w:bCs/>
+                <w:iCs/>
+                <w:color w:val="000000" w:themeColor="text1"/>
+              </w:rPr>
+            </w:pPr>
+            <w:r>
+              <w:rPr>
+                <w:bCs/>
+                <w:iCs/>
+                <w:color w:val="000000" w:themeColor="text1"/>
+                <w:spacing w:val="-6"/>
+                <w:lang w:val="vi-VN"/>
+              </w:rPr>
+              <w:t>QTQL/ĐT&amp;HTQT/03/BM09</w:t>
+            </w:r>
+          </w:p>
+        </w:tc>
+        <w:tc>
+          <w:tcPr>
+            <w:tcW w:w="851" w:type="dxa"/>
+          </w:tcPr>
+          <w:p>
+            <w:pPr>
+              <w:shd w:val="clear" w:color="auto" w:fill="FFFFFF" w:themeFill="background1"/>
+              <w:spacing w:before="120" w:after="120" w:line="240" w:lineRule="auto"/>
+              <w:jc w:val="center"/>
+              <w:rPr>
+                <w:b/>
+                <w:color w:val="000000" w:themeColor="text1"/>
+              </w:rPr>
+            </w:pPr>
+            <w:r>
+              <w:rPr>
+                <w:b/>
+                <w:color w:val="000000" w:themeColor="text1"/>
+              </w:rPr>
+              <w:t>[[Qdhuongdanco]]</w:t>
+            </w:r>
+          </w:p>
+        </w:tc>
+        <w:tc>
+          <w:tcPr>
+            <w:tcW w:w="992" w:type="dxa"/>
+          </w:tcPr>
+          <w:p>
+            <w:pPr>
+              <w:shd w:val="clear" w:color="auto" w:fill="FFFFFF" w:themeFill="background1"/>
+              <w:spacing w:before="120" w:after="120" w:line="240" w:lineRule="auto"/>
+              <w:jc w:val="center"/>
+              <w:rPr>
+                <w:b/>
+                <w:color w:val="000000" w:themeColor="text1"/>
+              </w:rPr>
+            </w:pPr>
+            <w:r>
+              <w:rPr>
+                <w:b/>
+                <w:color w:val="000000" w:themeColor="text1"/>
+              </w:rPr>
+              <w:t>[[Qdhuongdankhong]]</w:t>
+            </w:r>
+          </w:p>
+        </w:tc>
+      </w:tr>
+      <w:tr>
+        <w:tc>
+          <w:tcPr>
+            <w:tcW w:w="670" w:type="dxa"/>
+            <w:vAlign w:val="center"/>
+          </w:tcPr>
+          <w:p>
+            <w:pPr>
+              <w:numPr>
+                <w:ilvl w:val="0"/>
+                <w:numId w:val="1"/>
+              </w:numPr>
+              <w:shd w:val="clear" w:color="auto" w:fill="FFFFFF" w:themeFill="background1"/>
+              <w:spacing w:before="120" w:after="120" w:line="240" w:lineRule="auto"/>
+              <w:ind w:left="527" w:hanging="357"/>
+              <w:contextualSpacing/>
+              <w:jc w:val="center"/>
+              <w:rPr>
+                <w:color w:val="000000" w:themeColor="text1"/>
+              </w:rPr>
+            </w:pPr>
+          </w:p>
+        </w:tc>
+        <w:tc>
+          <w:tcPr>
+            <w:tcW w:w="4954" w:type="dxa"/>
+            <w:vAlign w:val="center"/>
+          </w:tcPr>
+          <w:p>
+            <w:pPr>
+              <w:keepNext/>
+              <w:keepLines/>
+              <w:shd w:val="clear" w:color="auto" w:fill="FFFFFF" w:themeFill="background1"/>
+              <w:spacing w:before="120" w:after="120" w:line="240" w:lineRule="auto"/>
+              <w:ind w:right="-43"/>
+              <w:rPr>
+                <w:color w:val="000000" w:themeColor="text1"/>
+                <w:lang w:val="vi-VN"/>
+              </w:rPr>
+            </w:pPr>
+            <w:r>
+              <w:rPr>
+                <w:color w:val="000000" w:themeColor="text1"/>
+                <w:sz w:val="26"/>
+                <w:szCs w:val="26"/>
+                <w:lang w:val="vi-VN"/>
+              </w:rPr>
+              <w:t>Công văn mời tham gia giảng dạy</w:t>
+            </w:r>
+          </w:p>
+        </w:tc>
+        <w:tc>
+          <w:tcPr>
+            <w:tcW w:w="3176" w:type="dxa"/>
+            <w:vAlign w:val="center"/>
+          </w:tcPr>
+          <w:p>
+            <w:pPr>
+              <w:keepNext/>
+              <w:keepLines/>
+              <w:shd w:val="clear" w:color="auto" w:fill="FFFFFF" w:themeFill="background1"/>
+              <w:spacing w:before="120" w:after="120" w:line="240" w:lineRule="auto"/>
+              <w:rPr>
+                <w:bCs/>
+                <w:iCs/>
+                <w:color w:val="000000" w:themeColor="text1"/>
+              </w:rPr>
+            </w:pPr>
+            <w:r>
+              <w:rPr>
+                <w:bCs/>
+                <w:iCs/>
+                <w:color w:val="000000" w:themeColor="text1"/>
+                <w:spacing w:val="-6"/>
+                <w:lang w:val="vi-VN"/>
+              </w:rPr>
+              <w:t>QTQL/ĐT&amp;HTQT/03/BM10</w:t>
+            </w:r>
+          </w:p>
+        </w:tc>
+        <w:tc>
+          <w:tcPr>
+            <w:tcW w:w="851" w:type="dxa"/>
+          </w:tcPr>
+          <w:p>
+            <w:pPr>
+              <w:shd w:val="clear" w:color="auto" w:fill="FFFFFF" w:themeFill="background1"/>
+              <w:spacing w:before="120" w:after="120" w:line="240" w:lineRule="auto"/>
+              <w:jc w:val="center"/>
+              <w:rPr>
+                <w:b/>
+                <w:color w:val="000000" w:themeColor="text1"/>
+              </w:rPr>
+            </w:pPr>
+            <w:r>
+              <w:rPr>
+                <w:b/>
+                <w:color w:val="000000" w:themeColor="text1"/>
+              </w:rPr>
+              <w:t>[[Cvgiangdayco]]</w:t>
+            </w:r>
+          </w:p>
+        </w:tc>
+        <w:tc>
+          <w:tcPr>
+            <w:tcW w:w="992" w:type="dxa"/>
+          </w:tcPr>
+          <w:p>
+            <w:pPr>
+              <w:shd w:val="clear" w:color="auto" w:fill="FFFFFF" w:themeFill="background1"/>
+              <w:spacing w:before="120" w:after="120" w:line="240" w:lineRule="auto"/>
+              <w:jc w:val="center"/>
+              <w:rPr>
+                <w:b/>
+                <w:color w:val="000000" w:themeColor="text1"/>
+              </w:rPr>
+            </w:pPr>
+            <w:r>
+              <w:rPr>
+                <w:b/>
+                <w:color w:val="000000" w:themeColor="text1"/>
+              </w:rPr>
+              <w:t>[[Cvgiangdaykhong]]</w:t>
+            </w:r>
+          </w:p>
+        </w:tc>
+      </w:tr>
+      <w:tr>
+        <w:tc>
+          <w:tcPr>
+            <w:tcW w:w="670" w:type="dxa"/>
+            <w:vAlign w:val="center"/>
+          </w:tcPr>
+          <w:p>
+            <w:pPr>
+              <w:numPr>
+                <w:ilvl w:val="0"/>
+                <w:numId w:val="1"/>
+              </w:numPr>
+              <w:shd w:val="clear" w:color="auto" w:fill="FFFFFF" w:themeFill="background1"/>
+              <w:spacing w:before="120" w:after="120" w:line="240" w:lineRule="auto"/>
+              <w:ind w:left="527" w:hanging="357"/>
+              <w:contextualSpacing/>
+              <w:jc w:val="center"/>
+              <w:rPr>
+                <w:color w:val="000000" w:themeColor="text1"/>
+              </w:rPr>
+            </w:pPr>
+          </w:p>
+        </w:tc>
+        <w:tc>
+          <w:tcPr>
+            <w:tcW w:w="4954" w:type="dxa"/>
+            <w:vAlign w:val="center"/>
+          </w:tcPr>
+          <w:p>
+            <w:pPr>
+              <w:keepNext/>
+              <w:keepLines/>
+              <w:shd w:val="clear" w:color="auto" w:fill="FFFFFF" w:themeFill="background1"/>
+              <w:spacing w:before="120" w:after="120" w:line="240" w:lineRule="auto"/>
+              <w:ind w:right="-43"/>
+              <w:rPr>
+                <w:color w:val="000000" w:themeColor="text1"/>
+                <w:lang w:val="vi-VN"/>
+              </w:rPr>
+            </w:pPr>
+            <w:r>
+              <w:rPr>
+                <w:color w:val="000000" w:themeColor="text1"/>
+                <w:sz w:val="26"/>
+                <w:szCs w:val="26"/>
+                <w:lang w:val="vi-VN"/>
+              </w:rPr>
+              <w:t>Bảng danh sách học viên lưu tại trung tâm</w:t>
+            </w:r>
+          </w:p>
+        </w:tc>
+        <w:tc>
+          <w:tcPr>
+            <w:tcW w:w="3176" w:type="dxa"/>
+            <w:vAlign w:val="center"/>
+          </w:tcPr>
+          <w:p>
+            <w:pPr>
+              <w:keepNext/>
+              <w:keepLines/>
+              <w:shd w:val="clear" w:color="auto" w:fill="FFFFFF" w:themeFill="background1"/>
+              <w:spacing w:before="120" w:after="120" w:line="240" w:lineRule="auto"/>
+              <w:ind w:right="-45"/>
+              <w:rPr>
+                <w:bCs/>
+                <w:iCs/>
+                <w:color w:val="000000" w:themeColor="text1"/>
+              </w:rPr>
+            </w:pPr>
+            <w:r>
+              <w:rPr>
+                <w:bCs/>
+                <w:iCs/>
+                <w:color w:val="000000" w:themeColor="text1"/>
+                <w:spacing w:val="-6"/>
+                <w:lang w:val="vi-VN"/>
+              </w:rPr>
+              <w:t>QTQL/ĐT&amp;HTQT/03/BM11</w:t>
+            </w:r>
+          </w:p>
+        </w:tc>
+        <w:tc>
+          <w:tcPr>
+            <w:tcW w:w="851" w:type="dxa"/>
+          </w:tcPr>
+          <w:p>
+            <w:pPr>
+              <w:shd w:val="clear" w:color="auto" w:fill="FFFFFF" w:themeFill="background1"/>
+              <w:spacing w:before="120" w:after="120" w:line="240" w:lineRule="auto"/>
+              <w:jc w:val="center"/>
+              <w:rPr>
+                <w:b/>
+                <w:color w:val="000000" w:themeColor="text1"/>
+              </w:rPr>
+            </w:pPr>
+            <w:r>
+              <w:rPr>
+                <w:b/>
+                <w:color w:val="000000" w:themeColor="text1"/>
+              </w:rPr>
+              <w:t>[[Dsluutamco]]</w:t>
+            </w:r>
+          </w:p>
+        </w:tc>
+        <w:tc>
+          <w:tcPr>
+            <w:tcW w:w="992" w:type="dxa"/>
+          </w:tcPr>
+          <w:p>
+            <w:pPr>
+              <w:shd w:val="clear" w:color="auto" w:fill="FFFFFF" w:themeFill="background1"/>
+              <w:spacing w:before="120" w:after="120" w:line="240" w:lineRule="auto"/>
+              <w:jc w:val="center"/>
+              <w:rPr>
+                <w:b/>
+                <w:color w:val="000000" w:themeColor="text1"/>
+              </w:rPr>
+            </w:pPr>
+            <w:r>
+              <w:rPr>
+                <w:b/>
+                <w:color w:val="000000" w:themeColor="text1"/>
+              </w:rPr>
+              <w:t>[[Dsluutamkhong]]</w:t>
+            </w:r>
+          </w:p>
+        </w:tc>
+      </w:tr>
+      <w:tr>
+        <w:tc>
+          <w:tcPr>
+            <w:tcW w:w="670" w:type="dxa"/>
+            <w:vAlign w:val="center"/>
+          </w:tcPr>
+          <w:p>
+            <w:pPr>
+              <w:numPr>
+                <w:ilvl w:val="0"/>
+                <w:numId w:val="1"/>
+              </w:numPr>
+              <w:shd w:val="clear" w:color="auto" w:fill="FFFFFF" w:themeFill="background1"/>
+              <w:spacing w:before="120" w:after="120" w:line="240" w:lineRule="auto"/>
+              <w:ind w:left="527" w:hanging="357"/>
+              <w:contextualSpacing/>
+              <w:jc w:val="center"/>
+              <w:rPr>
+                <w:color w:val="000000" w:themeColor="text1"/>
+              </w:rPr>
+            </w:pPr>
+          </w:p>
+        </w:tc>
+        <w:tc>
+          <w:tcPr>
+            <w:tcW w:w="4954" w:type="dxa"/>
+            <w:vAlign w:val="center"/>
+          </w:tcPr>
+          <w:p>
+            <w:pPr>
+              <w:keepNext/>
+              <w:keepLines/>
+              <w:shd w:val="clear" w:color="auto" w:fill="FFFFFF" w:themeFill="background1"/>
+              <w:spacing w:before="120" w:after="120" w:line="240" w:lineRule="auto"/>
+              <w:ind w:right="-45"/>
+              <w:rPr>
+                <w:color w:val="000000" w:themeColor="text1"/>
+              </w:rPr>
+            </w:pPr>
+            <w:r>
+              <w:rPr>
+                <w:color w:val="000000" w:themeColor="text1"/>
+                <w:sz w:val="26"/>
+                <w:szCs w:val="26"/>
+                <w:lang w:val="vi-VN"/>
+              </w:rPr>
+              <w:t>Dự toán đào tạo liên tục</w:t>
+            </w:r>
+          </w:p>
+        </w:tc>
+        <w:tc>
+          <w:tcPr>
+            <w:tcW w:w="3176" w:type="dxa"/>
+            <w:vAlign w:val="center"/>
+          </w:tcPr>
+          <w:p>
+            <w:pPr>
+              <w:keepNext/>
+              <w:keepLines/>
+              <w:shd w:val="clear" w:color="auto" w:fill="FFFFFF" w:themeFill="background1"/>
+              <w:spacing w:before="120" w:after="120" w:line="240" w:lineRule="auto"/>
+              <w:rPr>
+                <w:bCs/>
+                <w:iCs/>
+                <w:color w:val="000000" w:themeColor="text1"/>
+              </w:rPr>
+            </w:pPr>
+            <w:r>
+              <w:rPr>
+                <w:bCs/>
+                <w:iCs/>
+                <w:color w:val="000000" w:themeColor="text1"/>
+                <w:spacing w:val="-6"/>
+                <w:lang w:val="vi-VN"/>
+              </w:rPr>
+              <w:t>QTQL/ĐT&amp;HTQT/03/BM12</w:t>
+            </w:r>
+          </w:p>
+        </w:tc>
+        <w:tc>
+          <w:tcPr>
+            <w:tcW w:w="851" w:type="dxa"/>
+          </w:tcPr>
+          <w:p>
+            <w:pPr>
+              <w:shd w:val="clear" w:color="auto" w:fill="FFFFFF" w:themeFill="background1"/>
+              <w:spacing w:before="120" w:after="120" w:line="240" w:lineRule="auto"/>
+              <w:jc w:val="center"/>
+              <w:rPr>
+                <w:b/>
+                <w:color w:val="000000" w:themeColor="text1"/>
+              </w:rPr>
+            </w:pPr>
+            <w:r>
+              <w:rPr>
+                <w:b/>
+                <w:color w:val="000000" w:themeColor="text1"/>
+              </w:rPr>
+              <w:t>[[Dutoanco]]</w:t>
+            </w:r>
+          </w:p>
+        </w:tc>
+        <w:tc>
+          <w:tcPr>
+            <w:tcW w:w="992" w:type="dxa"/>
+          </w:tcPr>
+          <w:p>
+            <w:pPr>
+              <w:shd w:val="clear" w:color="auto" w:fill="FFFFFF" w:themeFill="background1"/>
+              <w:spacing w:before="120" w:after="120" w:line="240" w:lineRule="auto"/>
+              <w:jc w:val="center"/>
+              <w:rPr>
+                <w:b/>
+                <w:color w:val="000000" w:themeColor="text1"/>
+              </w:rPr>
+            </w:pPr>
+            <w:r>
+              <w:rPr>
+                <w:b/>
+                <w:color w:val="000000" w:themeColor="text1"/>
+              </w:rPr>
+              <w:t>[[Dutoankhong]]</w:t>
+            </w:r>
+          </w:p>
+        </w:tc>
+      </w:tr>
+      <w:tr>
+        <w:tc>
+          <w:tcPr>
+            <w:tcW w:w="670" w:type="dxa"/>
+            <w:vAlign w:val="center"/>
+          </w:tcPr>
+          <w:p>
+            <w:pPr>
+              <w:numPr>
+                <w:ilvl w:val="0"/>
+                <w:numId w:val="1"/>
+              </w:numPr>
+              <w:shd w:val="clear" w:color="auto" w:fill="FFFFFF" w:themeFill="background1"/>
+              <w:spacing w:before="120" w:after="120" w:line="240" w:lineRule="auto"/>
+              <w:ind w:left="527" w:hanging="357"/>
+              <w:contextualSpacing/>
+              <w:jc w:val="center"/>
+              <w:rPr>
+                <w:color w:val="000000" w:themeColor="text1"/>
+              </w:rPr>
+            </w:pPr>
+          </w:p>
+        </w:tc>
+        <w:tc>
+          <w:tcPr>
+            <w:tcW w:w="4954" w:type="dxa"/>
+            <w:vAlign w:val="center"/>
+          </w:tcPr>
+          <w:p>
+            <w:pPr>
+              <w:keepNext/>
+              <w:keepLines/>
+              <w:shd w:val="clear" w:color="auto" w:fill="FFFFFF" w:themeFill="background1"/>
+              <w:spacing w:before="120" w:after="120" w:line="240" w:lineRule="auto"/>
+              <w:ind w:right="-45"/>
+              <w:rPr>
+                <w:color w:val="000000" w:themeColor="text1"/>
+                <w:lang w:val="vi-VN"/>
+              </w:rPr>
+            </w:pPr>
+            <w:r>
+              <w:rPr>
+                <w:color w:val="000000" w:themeColor="text1"/>
+                <w:sz w:val="26"/>
+                <w:szCs w:val="26"/>
+                <w:lang w:val="vi-VN"/>
+              </w:rPr>
+              <w:t>Phiếu nộp học phí</w:t>
+            </w:r>
+          </w:p>
+        </w:tc>
+        <w:tc>
+          <w:tcPr>
+            <w:tcW w:w="3176" w:type="dxa"/>
+            <w:vAlign w:val="center"/>
+          </w:tcPr>
+          <w:p>
+            <w:pPr>
+              <w:keepNext/>
+              <w:keepLines/>
+              <w:shd w:val="clear" w:color="auto" w:fill="FFFFFF" w:themeFill="background1"/>
+              <w:spacing w:before="120" w:after="120" w:line="240" w:lineRule="auto"/>
+              <w:rPr>
+                <w:bCs/>
+                <w:iCs/>
+                <w:color w:val="000000" w:themeColor="text1"/>
+              </w:rPr>
+            </w:pPr>
+            <w:r>
+              <w:rPr>
+                <w:bCs/>
+                <w:iCs/>
+                <w:color w:val="000000" w:themeColor="text1"/>
+                <w:spacing w:val="-6"/>
+                <w:lang w:val="vi-VN"/>
+              </w:rPr>
+              <w:t>QTQL/ĐT&amp;HTQT/03/BM1</w:t>
+            </w:r>
+            <w:r>
+              <w:rPr>
+                <w:bCs/>
+                <w:iCs/>
+                <w:color w:val="000000" w:themeColor="text1"/>
+                <w:spacing w:val="-6"/>
+              </w:rPr>
+              <w:t>3</w:t>
+            </w:r>
+          </w:p>
+        </w:tc>
+        <w:tc>
+          <w:tcPr>
+            <w:tcW w:w="851" w:type="dxa"/>
+          </w:tcPr>
+          <w:p>
+            <w:pPr>
+              <w:shd w:val="clear" w:color="auto" w:fill="FFFFFF" w:themeFill="background1"/>
+              <w:spacing w:before="120" w:after="120" w:line="240" w:lineRule="auto"/>
+              <w:jc w:val="center"/>
+              <w:rPr>
+                <w:b/>
+                <w:color w:val="000000" w:themeColor="text1"/>
+              </w:rPr>
+            </w:pPr>
+            <w:r>
+              <w:rPr>
+                <w:b/>
+                <w:color w:val="000000" w:themeColor="text1"/>
+              </w:rPr>
+              <w:t>[[Nopphico]]</w:t>
+            </w:r>
+          </w:p>
+        </w:tc>
+        <w:tc>
+          <w:tcPr>
+            <w:tcW w:w="992" w:type="dxa"/>
+          </w:tcPr>
+          <w:p>
+            <w:pPr>
+              <w:shd w:val="clear" w:color="auto" w:fill="FFFFFF" w:themeFill="background1"/>
+              <w:spacing w:before="120" w:after="120" w:line="240" w:lineRule="auto"/>
+              <w:jc w:val="center"/>
+              <w:rPr>
+                <w:b/>
+                <w:color w:val="000000" w:themeColor="text1"/>
+              </w:rPr>
+            </w:pPr>
+            <w:r>
+              <w:rPr>
+                <w:b/>
+                <w:color w:val="000000" w:themeColor="text1"/>
+              </w:rPr>
+              <w:t>[[Nopphikhong]]</w:t>
+            </w:r>
+          </w:p>
+        </w:tc>
+      </w:tr>
+      <w:tr>
+        <w:tc>
+          <w:tcPr>
+            <w:tcW w:w="670" w:type="dxa"/>
+            <w:vAlign w:val="center"/>
+          </w:tcPr>
+          <w:p>
+            <w:pPr>
+              <w:numPr>
+                <w:ilvl w:val="0"/>
+                <w:numId w:val="1"/>
+              </w:numPr>
+              <w:shd w:val="clear" w:color="auto" w:fill="FFFFFF" w:themeFill="background1"/>
+              <w:spacing w:before="120" w:after="120" w:line="240" w:lineRule="auto"/>
+              <w:ind w:left="527" w:hanging="357"/>
+              <w:contextualSpacing/>
+              <w:jc w:val="center"/>
+              <w:rPr>
+                <w:color w:val="000000" w:themeColor="text1"/>
+              </w:rPr>
+            </w:pPr>
+          </w:p>
+        </w:tc>
+        <w:tc>
+          <w:tcPr>
+            <w:tcW w:w="4954" w:type="dxa"/>
+            <w:vAlign w:val="center"/>
+          </w:tcPr>
+          <w:p>
+            <w:pPr>
+              <w:keepNext/>
+              <w:keepLines/>
+              <w:shd w:val="clear" w:color="auto" w:fill="FFFFFF" w:themeFill="background1"/>
+              <w:spacing w:before="120" w:after="120" w:line="240" w:lineRule="auto"/>
+              <w:ind w:right="-45"/>
+              <w:rPr>
+                <w:color w:val="000000" w:themeColor="text1"/>
+                <w:lang w:val="vi-VN"/>
+              </w:rPr>
+            </w:pPr>
+            <w:r>
+              <w:rPr>
+                <w:color w:val="000000" w:themeColor="text1"/>
+                <w:sz w:val="26"/>
+                <w:szCs w:val="26"/>
+                <w:lang w:val="vi-VN"/>
+              </w:rPr>
+              <w:t>Đơn xin giảm học phí</w:t>
+            </w:r>
+          </w:p>
+        </w:tc>
+        <w:tc>
+          <w:tcPr>
+            <w:tcW w:w="3176" w:type="dxa"/>
+            <w:vAlign w:val="center"/>
+          </w:tcPr>
+          <w:p>
+            <w:pPr>
+              <w:keepNext/>
+              <w:keepLines/>
+              <w:shd w:val="clear" w:color="auto" w:fill="FFFFFF" w:themeFill="background1"/>
+              <w:spacing w:before="120" w:after="120" w:line="240" w:lineRule="auto"/>
+              <w:rPr>
+                <w:bCs/>
+                <w:iCs/>
+                <w:color w:val="000000" w:themeColor="text1"/>
+              </w:rPr>
+            </w:pPr>
+            <w:r>
+              <w:rPr>
+                <w:bCs/>
+                <w:iCs/>
+                <w:color w:val="000000" w:themeColor="text1"/>
+                <w:spacing w:val="-6"/>
+                <w:lang w:val="vi-VN"/>
+              </w:rPr>
+              <w:t>QTQL/ĐT&amp;HTQT/03/BM1</w:t>
+            </w:r>
+            <w:r>
+              <w:rPr>
+                <w:bCs/>
+                <w:iCs/>
+                <w:color w:val="000000" w:themeColor="text1"/>
+                <w:spacing w:val="-6"/>
+              </w:rPr>
+              <w:t>4</w:t>
+            </w:r>
+          </w:p>
+        </w:tc>
+        <w:tc>
+          <w:tcPr>
+            <w:tcW w:w="851" w:type="dxa"/>
+          </w:tcPr>
+          <w:p>
+            <w:pPr>
+              <w:shd w:val="clear" w:color="auto" w:fill="FFFFFF" w:themeFill="background1"/>
+              <w:spacing w:before="120" w:after="120" w:line="240" w:lineRule="auto"/>
+              <w:jc w:val="center"/>
+              <w:rPr>
+                <w:b/>
+                <w:color w:val="000000" w:themeColor="text1"/>
+              </w:rPr>
+            </w:pPr>
+            <w:r>
+              <w:rPr>
+                <w:b/>
+                <w:color w:val="000000" w:themeColor="text1"/>
+              </w:rPr>
+              <w:t>[[Giamphico]]</w:t>
+            </w:r>
+          </w:p>
+        </w:tc>
+        <w:tc>
+          <w:tcPr>
+            <w:tcW w:w="992" w:type="dxa"/>
+          </w:tcPr>
+          <w:p>
+            <w:pPr>
+              <w:shd w:val="clear" w:color="auto" w:fill="FFFFFF" w:themeFill="background1"/>
+              <w:spacing w:before="120" w:after="120" w:line="240" w:lineRule="auto"/>
+              <w:jc w:val="center"/>
+              <w:rPr>
+                <w:b/>
+                <w:color w:val="000000" w:themeColor="text1"/>
+              </w:rPr>
+            </w:pPr>
+            <w:r>
+              <w:rPr>
+                <w:b/>
+                <w:color w:val="000000" w:themeColor="text1"/>
+              </w:rPr>
+              <w:t>[[Giamphikhong]]</w:t>
+            </w:r>
+          </w:p>
+        </w:tc>
+      </w:tr>
+      <w:tr>
+        <w:tc>
+          <w:tcPr>
+            <w:tcW w:w="670" w:type="dxa"/>
+            <w:vAlign w:val="center"/>
+          </w:tcPr>
+          <w:p>
+            <w:pPr>
+              <w:numPr>
+                <w:ilvl w:val="0"/>
+                <w:numId w:val="1"/>
+              </w:numPr>
+              <w:shd w:val="clear" w:color="auto" w:fill="FFFFFF" w:themeFill="background1"/>
+              <w:spacing w:before="120" w:after="120" w:line="240" w:lineRule="auto"/>
+              <w:ind w:left="527" w:hanging="357"/>
+              <w:contextualSpacing/>
+              <w:jc w:val="center"/>
+              <w:rPr>
+                <w:color w:val="000000" w:themeColor="text1"/>
+              </w:rPr>
+            </w:pPr>
+          </w:p>
+        </w:tc>
+        <w:tc>
+          <w:tcPr>
+            <w:tcW w:w="4954" w:type="dxa"/>
+            <w:vAlign w:val="center"/>
+          </w:tcPr>
+          <w:p>
+            <w:pPr>
+              <w:keepNext/>
+              <w:keepLines/>
+              <w:shd w:val="clear" w:color="auto" w:fill="FFFFFF" w:themeFill="background1"/>
+              <w:spacing w:before="120" w:after="120" w:line="240" w:lineRule="auto"/>
+              <w:ind w:right="-45"/>
+              <w:rPr>
+                <w:color w:val="000000" w:themeColor="text1"/>
+                <w:lang w:val="vi-VN"/>
+              </w:rPr>
+            </w:pPr>
+            <w:r>
+              <w:rPr>
+                <w:color w:val="000000" w:themeColor="text1"/>
+                <w:sz w:val="26"/>
+                <w:szCs w:val="26"/>
+                <w:lang w:val="vi-VN"/>
+              </w:rPr>
+              <w:t>Đơn xin hoàn học phí</w:t>
+            </w:r>
+          </w:p>
+        </w:tc>
+        <w:tc>
+          <w:tcPr>
+            <w:tcW w:w="3176" w:type="dxa"/>
+            <w:vAlign w:val="center"/>
+          </w:tcPr>
+          <w:p>
+            <w:pPr>
+              <w:keepNext/>
+              <w:keepLines/>
+              <w:shd w:val="clear" w:color="auto" w:fill="FFFFFF" w:themeFill="background1"/>
+              <w:spacing w:before="120" w:after="120" w:line="240" w:lineRule="auto"/>
+              <w:rPr>
+                <w:bCs/>
+                <w:iCs/>
+                <w:color w:val="000000" w:themeColor="text1"/>
+              </w:rPr>
+            </w:pPr>
+            <w:r>
+              <w:rPr>
+                <w:bCs/>
+                <w:iCs/>
+                <w:color w:val="000000" w:themeColor="text1"/>
+                <w:spacing w:val="-6"/>
+                <w:lang w:val="vi-VN"/>
+              </w:rPr>
+              <w:t>QTQL/ĐT&amp;HTQT/03/BM1</w:t>
+            </w:r>
+            <w:r>
+              <w:rPr>
+                <w:bCs/>
+                <w:iCs/>
+                <w:color w:val="000000" w:themeColor="text1"/>
+                <w:spacing w:val="-6"/>
+              </w:rPr>
+              <w:t>5</w:t>
+            </w:r>
+          </w:p>
+        </w:tc>
+        <w:tc>
+          <w:tcPr>
+            <w:tcW w:w="851" w:type="dxa"/>
+          </w:tcPr>
+          <w:p>
+            <w:pPr>
+              <w:shd w:val="clear" w:color="auto" w:fill="FFFFFF" w:themeFill="background1"/>
+              <w:spacing w:before="120" w:after="120" w:line="240" w:lineRule="auto"/>
+              <w:jc w:val="center"/>
+              <w:rPr>
+                <w:b/>
+                <w:color w:val="000000" w:themeColor="text1"/>
+              </w:rPr>
+            </w:pPr>
+            <w:r>
+              <w:rPr>
+                <w:b/>
+                <w:color w:val="000000" w:themeColor="text1"/>
+              </w:rPr>
+              <w:t>[[Hoanphico]]</w:t>
+            </w:r>
+          </w:p>
+        </w:tc>
+        <w:tc>
+          <w:tcPr>
+            <w:tcW w:w="992" w:type="dxa"/>
+          </w:tcPr>
+          <w:p>
+            <w:pPr>
+              <w:shd w:val="clear" w:color="auto" w:fill="FFFFFF" w:themeFill="background1"/>
+              <w:spacing w:before="120" w:after="120" w:line="240" w:lineRule="auto"/>
+              <w:jc w:val="center"/>
+              <w:rPr>
+                <w:b/>
+                <w:color w:val="000000" w:themeColor="text1"/>
+              </w:rPr>
+            </w:pPr>
+            <w:r>
+              <w:rPr>
+                <w:b/>
+                <w:color w:val="000000" w:themeColor="text1"/>
+              </w:rPr>
+              <w:t>[[Hoanphikhong]]</w:t>
+            </w:r>
+          </w:p>
+        </w:tc>
+      </w:tr>
+      <w:tr>
+        <w:tc>
+          <w:tcPr>
+            <w:tcW w:w="670" w:type="dxa"/>
+            <w:vAlign w:val="center"/>
+          </w:tcPr>
+          <w:p>
+            <w:pPr>
+              <w:numPr>
+                <w:ilvl w:val="0"/>
+                <w:numId w:val="1"/>
+              </w:numPr>
+              <w:shd w:val="clear" w:color="auto" w:fill="FFFFFF" w:themeFill="background1"/>
+              <w:spacing w:before="120" w:after="120" w:line="240" w:lineRule="auto"/>
+              <w:ind w:left="527" w:hanging="357"/>
+              <w:contextualSpacing/>
+              <w:jc w:val="center"/>
+              <w:rPr>
+                <w:color w:val="000000" w:themeColor="text1"/>
+              </w:rPr>
+            </w:pPr>
+          </w:p>
+        </w:tc>
+        <w:tc>
+          <w:tcPr>
+            <w:tcW w:w="4954" w:type="dxa"/>
+            <w:vAlign w:val="center"/>
+          </w:tcPr>
+          <w:p>
+            <w:pPr>
+              <w:keepNext/>
+              <w:keepLines/>
+              <w:shd w:val="clear" w:color="auto" w:fill="FFFFFF" w:themeFill="background1"/>
+              <w:spacing w:before="120" w:after="120" w:line="240" w:lineRule="auto"/>
+              <w:ind w:right="-45"/>
+              <w:rPr>
+                <w:color w:val="000000" w:themeColor="text1"/>
+                <w:lang w:val="vi-VN"/>
+              </w:rPr>
+            </w:pPr>
+            <w:r>
+              <w:rPr>
+                <w:color w:val="000000" w:themeColor="text1"/>
+                <w:sz w:val="26"/>
+                <w:szCs w:val="26"/>
+                <w:lang w:val="vi-VN"/>
+              </w:rPr>
+              <w:t>Bảng kê chi tiết hoá đơn lớp</w:t>
+            </w:r>
+          </w:p>
+        </w:tc>
+        <w:tc>
+          <w:tcPr>
+            <w:tcW w:w="3176" w:type="dxa"/>
+            <w:vAlign w:val="center"/>
+          </w:tcPr>
+          <w:p>
+            <w:pPr>
+              <w:keepNext/>
+              <w:keepLines/>
+              <w:shd w:val="clear" w:color="auto" w:fill="FFFFFF" w:themeFill="background1"/>
+              <w:spacing w:before="120" w:after="120" w:line="240" w:lineRule="auto"/>
+              <w:rPr>
+                <w:bCs/>
+                <w:iCs/>
+                <w:color w:val="000000" w:themeColor="text1"/>
+              </w:rPr>
+            </w:pPr>
+            <w:r>
+              <w:rPr>
+                <w:bCs/>
+                <w:iCs/>
+                <w:color w:val="000000" w:themeColor="text1"/>
+                <w:spacing w:val="-6"/>
+                <w:lang w:val="vi-VN"/>
+              </w:rPr>
+              <w:t>QTQL/ĐT&amp;HTQT/03/BM1</w:t>
+            </w:r>
+            <w:r>
+              <w:rPr>
+                <w:bCs/>
+                <w:iCs/>
+                <w:color w:val="000000" w:themeColor="text1"/>
+                <w:spacing w:val="-6"/>
+              </w:rPr>
+              <w:t>6</w:t>
+            </w:r>
+          </w:p>
+        </w:tc>
+        <w:tc>
+          <w:tcPr>
+            <w:tcW w:w="851" w:type="dxa"/>
+          </w:tcPr>
+          <w:p>
+            <w:pPr>
+              <w:shd w:val="clear" w:color="auto" w:fill="FFFFFF" w:themeFill="background1"/>
+              <w:spacing w:before="120" w:after="120" w:line="240" w:lineRule="auto"/>
+              <w:jc w:val="center"/>
+              <w:rPr>
+                <w:b/>
+                <w:color w:val="000000" w:themeColor="text1"/>
+              </w:rPr>
+            </w:pPr>
+            <w:r>
+              <w:rPr>
+                <w:b/>
+                <w:color w:val="000000" w:themeColor="text1"/>
+              </w:rPr>
+              <w:t>[[Kehoadonco]]</w:t>
+            </w:r>
+          </w:p>
+        </w:tc>
+        <w:tc>
+          <w:tcPr>
+            <w:tcW w:w="992" w:type="dxa"/>
+          </w:tcPr>
+          <w:p>
+            <w:pPr>
+              <w:shd w:val="clear" w:color="auto" w:fill="FFFFFF" w:themeFill="background1"/>
+              <w:spacing w:before="120" w:after="120" w:line="240" w:lineRule="auto"/>
+              <w:jc w:val="center"/>
+              <w:rPr>
+                <w:b/>
+                <w:color w:val="000000" w:themeColor="text1"/>
+              </w:rPr>
+            </w:pPr>
+            <w:r>
+              <w:rPr>
+                <w:b/>
+                <w:color w:val="000000" w:themeColor="text1"/>
+              </w:rPr>
+              <w:t>[[Kehoadonkhong]]</w:t>
+            </w:r>
+          </w:p>
+        </w:tc>
+      </w:tr>
+      <w:tr>
+        <w:tc>
+          <w:tcPr>
+            <w:tcW w:w="670" w:type="dxa"/>
+            <w:vAlign w:val="center"/>
+          </w:tcPr>
+          <w:p>
+            <w:pPr>
+              <w:numPr>
+                <w:ilvl w:val="0"/>
+                <w:numId w:val="1"/>
+              </w:numPr>
+              <w:shd w:val="clear" w:color="auto" w:fill="FFFFFF" w:themeFill="background1"/>
+              <w:spacing w:before="120" w:after="120" w:line="240" w:lineRule="auto"/>
+              <w:ind w:left="527" w:hanging="357"/>
+              <w:contextualSpacing/>
+              <w:jc w:val="center"/>
+              <w:rPr>
+                <w:color w:val="000000" w:themeColor="text1"/>
+              </w:rPr>
+            </w:pPr>
+          </w:p>
+        </w:tc>
+        <w:tc>
+          <w:tcPr>
+            <w:tcW w:w="4954" w:type="dxa"/>
+            <w:vAlign w:val="center"/>
+          </w:tcPr>
+          <w:p>
+            <w:pPr>
+              <w:keepNext/>
+              <w:keepLines/>
+              <w:shd w:val="clear" w:color="auto" w:fill="FFFFFF" w:themeFill="background1"/>
+              <w:spacing w:before="120" w:after="120" w:line="240" w:lineRule="auto"/>
+              <w:ind w:right="-43"/>
+              <w:rPr>
+                <w:color w:val="000000" w:themeColor="text1"/>
+                <w:lang w:val="vi-VN"/>
+              </w:rPr>
+            </w:pPr>
+            <w:r>
+              <w:rPr>
+                <w:color w:val="000000" w:themeColor="text1"/>
+                <w:sz w:val="26"/>
+                <w:szCs w:val="26"/>
+                <w:lang w:val="vi-VN"/>
+              </w:rPr>
+              <w:t>Quyết toán kinh phí công tác đào tạo liên tục</w:t>
+            </w:r>
+          </w:p>
+        </w:tc>
+        <w:tc>
+          <w:tcPr>
+            <w:tcW w:w="3176" w:type="dxa"/>
+            <w:vAlign w:val="center"/>
+          </w:tcPr>
+          <w:p>
+            <w:pPr>
+              <w:keepNext/>
+              <w:keepLines/>
+              <w:shd w:val="clear" w:color="auto" w:fill="FFFFFF" w:themeFill="background1"/>
+              <w:spacing w:before="120" w:after="120" w:line="240" w:lineRule="auto"/>
+              <w:rPr>
+                <w:bCs/>
+                <w:iCs/>
+                <w:color w:val="000000" w:themeColor="text1"/>
+              </w:rPr>
+            </w:pPr>
+            <w:r>
+              <w:rPr>
+                <w:bCs/>
+                <w:iCs/>
+                <w:color w:val="000000" w:themeColor="text1"/>
+                <w:spacing w:val="-6"/>
+                <w:lang w:val="vi-VN"/>
+              </w:rPr>
+              <w:t>QTQL/ĐT&amp;HTQT/03/BM1</w:t>
+            </w:r>
+            <w:r>
+              <w:rPr>
+                <w:bCs/>
+                <w:iCs/>
+                <w:color w:val="000000" w:themeColor="text1"/>
+                <w:spacing w:val="-6"/>
+              </w:rPr>
+              <w:t>7</w:t>
+            </w:r>
+          </w:p>
+        </w:tc>
+        <w:tc>
+          <w:tcPr>
+            <w:tcW w:w="851" w:type="dxa"/>
+          </w:tcPr>
+          <w:p>
+            <w:pPr>
+              <w:shd w:val="clear" w:color="auto" w:fill="FFFFFF" w:themeFill="background1"/>
+              <w:spacing w:before="120" w:after="120" w:line="240" w:lineRule="auto"/>
+              <w:jc w:val="center"/>
+              <w:rPr>
+                <w:b/>
+                <w:color w:val="000000" w:themeColor="text1"/>
+              </w:rPr>
+            </w:pPr>
+            <w:r>
+              <w:rPr>
+                <w:b/>
+                <w:color w:val="000000" w:themeColor="text1"/>
+              </w:rPr>
+              <w:t>[[Qtkinhphico]]</w:t>
+            </w:r>
+          </w:p>
+        </w:tc>
+        <w:tc>
+          <w:tcPr>
+            <w:tcW w:w="992" w:type="dxa"/>
+          </w:tcPr>
+          <w:p>
+            <w:pPr>
+              <w:shd w:val="clear" w:color="auto" w:fill="FFFFFF" w:themeFill="background1"/>
+              <w:spacing w:before="120" w:after="120" w:line="240" w:lineRule="auto"/>
+              <w:jc w:val="center"/>
+              <w:rPr>
+                <w:b/>
+                <w:color w:val="000000" w:themeColor="text1"/>
+              </w:rPr>
+            </w:pPr>
+            <w:r>
+              <w:rPr>
+                <w:b/>
+                <w:color w:val="000000" w:themeColor="text1"/>
+              </w:rPr>
+              <w:t>[[Qtkinhphikhong]]</w:t>
+            </w:r>
+          </w:p>
+        </w:tc>
+      </w:tr>
+      <w:tr>
+        <w:tc>
+          <w:tcPr>
+            <w:tcW w:w="670" w:type="dxa"/>
+            <w:vAlign w:val="center"/>
+          </w:tcPr>
+          <w:p>
+            <w:pPr>
+              <w:numPr>
+                <w:ilvl w:val="0"/>
+                <w:numId w:val="1"/>
+              </w:numPr>
+              <w:shd w:val="clear" w:color="auto" w:fill="FFFFFF" w:themeFill="background1"/>
+              <w:spacing w:before="120" w:after="120" w:line="240" w:lineRule="auto"/>
+              <w:ind w:left="527" w:hanging="357"/>
+              <w:contextualSpacing/>
+              <w:jc w:val="center"/>
+              <w:rPr>
+                <w:color w:val="000000" w:themeColor="text1"/>
+              </w:rPr>
+            </w:pPr>
+          </w:p>
+        </w:tc>
+        <w:tc>
+          <w:tcPr>
+            <w:tcW w:w="4954" w:type="dxa"/>
+            <w:vAlign w:val="center"/>
+          </w:tcPr>
+          <w:p>
+            <w:pPr>
+              <w:keepNext/>
+              <w:keepLines/>
+              <w:shd w:val="clear" w:color="auto" w:fill="FFFFFF" w:themeFill="background1"/>
+              <w:spacing w:before="120" w:after="120" w:line="240" w:lineRule="auto"/>
+              <w:ind w:right="-43"/>
+              <w:rPr>
+                <w:color w:val="000000" w:themeColor="text1"/>
+                <w:lang w:val="vi-VN"/>
+              </w:rPr>
+            </w:pPr>
+            <w:r>
+              <w:rPr>
+                <w:color w:val="000000" w:themeColor="text1"/>
+                <w:sz w:val="26"/>
+                <w:szCs w:val="26"/>
+                <w:lang w:val="vi-VN"/>
+              </w:rPr>
+              <w:t>Bảng điểm danh học viên</w:t>
+            </w:r>
+          </w:p>
+        </w:tc>
+        <w:tc>
+          <w:tcPr>
+            <w:tcW w:w="3176" w:type="dxa"/>
+            <w:vAlign w:val="center"/>
+          </w:tcPr>
+          <w:p>
+            <w:pPr>
+              <w:keepNext/>
+              <w:keepLines/>
+              <w:shd w:val="clear" w:color="auto" w:fill="FFFFFF" w:themeFill="background1"/>
+              <w:spacing w:before="120" w:after="120" w:line="240" w:lineRule="auto"/>
+              <w:rPr>
+                <w:bCs/>
+                <w:iCs/>
+                <w:color w:val="000000" w:themeColor="text1"/>
+              </w:rPr>
+            </w:pPr>
+            <w:r>
+              <w:rPr>
+                <w:bCs/>
+                <w:iCs/>
+                <w:color w:val="000000" w:themeColor="text1"/>
+                <w:spacing w:val="-6"/>
+                <w:lang w:val="vi-VN"/>
+              </w:rPr>
+              <w:t>QTQL/ĐT&amp;HTQT/03/BM1</w:t>
+            </w:r>
+            <w:r>
+              <w:rPr>
+                <w:bCs/>
+                <w:iCs/>
+                <w:color w:val="000000" w:themeColor="text1"/>
+                <w:spacing w:val="-6"/>
+              </w:rPr>
+              <w:t>8</w:t>
+            </w:r>
+          </w:p>
+        </w:tc>
+        <w:tc>
+          <w:tcPr>
+            <w:tcW w:w="851" w:type="dxa"/>
+          </w:tcPr>
+          <w:p>
+            <w:pPr>
+              <w:shd w:val="clear" w:color="auto" w:fill="FFFFFF" w:themeFill="background1"/>
+              <w:spacing w:before="120" w:after="120" w:line="240" w:lineRule="auto"/>
+              <w:jc w:val="center"/>
+              <w:rPr>
+                <w:b/>
+                <w:color w:val="000000" w:themeColor="text1"/>
+              </w:rPr>
+            </w:pPr>
+            <w:r>
+              <w:rPr>
+                <w:b/>
+                <w:color w:val="000000" w:themeColor="text1"/>
+              </w:rPr>
+              <w:t>[[Diemdanhco]]</w:t>
+            </w:r>
+          </w:p>
+        </w:tc>
+        <w:tc>
+          <w:tcPr>
+            <w:tcW w:w="992" w:type="dxa"/>
+          </w:tcPr>
+          <w:p>
+            <w:pPr>
+              <w:shd w:val="clear" w:color="auto" w:fill="FFFFFF" w:themeFill="background1"/>
+              <w:spacing w:before="120" w:after="120" w:line="240" w:lineRule="auto"/>
+              <w:jc w:val="center"/>
+              <w:rPr>
+                <w:b/>
+                <w:color w:val="000000" w:themeColor="text1"/>
+              </w:rPr>
+            </w:pPr>
+            <w:r>
+              <w:rPr>
+                <w:b/>
+                <w:color w:val="000000" w:themeColor="text1"/>
+              </w:rPr>
+              <w:t>[[Diemdanhkhong]]</w:t>
+            </w:r>
+          </w:p>
+        </w:tc>
+      </w:tr>
+      <w:tr>
+        <w:tc>
+          <w:tcPr>
+            <w:tcW w:w="670" w:type="dxa"/>
+            <w:vAlign w:val="center"/>
+          </w:tcPr>
+          <w:p>
+            <w:pPr>
+              <w:numPr>
+                <w:ilvl w:val="0"/>
+                <w:numId w:val="1"/>
+              </w:numPr>
+              <w:shd w:val="clear" w:color="auto" w:fill="FFFFFF" w:themeFill="background1"/>
+              <w:spacing w:before="120" w:after="120" w:line="240" w:lineRule="auto"/>
+              <w:ind w:left="527" w:hanging="357"/>
+              <w:contextualSpacing/>
+              <w:jc w:val="center"/>
+              <w:rPr>
+                <w:color w:val="000000" w:themeColor="text1"/>
+              </w:rPr>
+            </w:pPr>
+          </w:p>
+        </w:tc>
+        <w:tc>
+          <w:tcPr>
+            <w:tcW w:w="4954" w:type="dxa"/>
+            <w:vAlign w:val="center"/>
+          </w:tcPr>
+          <w:p>
+            <w:pPr>
+              <w:keepNext/>
+              <w:keepLines/>
+              <w:shd w:val="clear" w:color="auto" w:fill="FFFFFF" w:themeFill="background1"/>
+              <w:spacing w:before="120" w:after="120" w:line="240" w:lineRule="auto"/>
+              <w:ind w:right="-45"/>
+              <w:rPr>
+                <w:color w:val="000000" w:themeColor="text1"/>
+                <w:lang w:val="vi-VN"/>
+              </w:rPr>
+            </w:pPr>
+            <w:r>
+              <w:rPr>
+                <w:color w:val="000000" w:themeColor="text1"/>
+                <w:sz w:val="26"/>
+                <w:szCs w:val="26"/>
+                <w:lang w:val="vi-VN"/>
+              </w:rPr>
+              <w:t>Sổ theo dõi học tập</w:t>
+            </w:r>
+          </w:p>
+        </w:tc>
+        <w:tc>
+          <w:tcPr>
+            <w:tcW w:w="3176" w:type="dxa"/>
+            <w:vAlign w:val="center"/>
+          </w:tcPr>
+          <w:p>
+            <w:pPr>
+              <w:keepNext/>
+              <w:keepLines/>
+              <w:shd w:val="clear" w:color="auto" w:fill="FFFFFF" w:themeFill="background1"/>
+              <w:spacing w:before="120" w:after="120" w:line="240" w:lineRule="auto"/>
+              <w:rPr>
+                <w:bCs/>
+                <w:iCs/>
+                <w:color w:val="000000" w:themeColor="text1"/>
+              </w:rPr>
+            </w:pPr>
+            <w:r>
+              <w:rPr>
+                <w:bCs/>
+                <w:iCs/>
+                <w:color w:val="000000" w:themeColor="text1"/>
+                <w:spacing w:val="-6"/>
+                <w:lang w:val="vi-VN"/>
+              </w:rPr>
+              <w:t>QTQL/ĐT&amp;HTQT/01/BM1</w:t>
+            </w:r>
+            <w:r>
+              <w:rPr>
+                <w:bCs/>
+                <w:iCs/>
+                <w:color w:val="000000" w:themeColor="text1"/>
+                <w:spacing w:val="-6"/>
+              </w:rPr>
+              <w:t>9</w:t>
+            </w:r>
+          </w:p>
+        </w:tc>
+        <w:tc>
+          <w:tcPr>
+            <w:tcW w:w="851" w:type="dxa"/>
+          </w:tcPr>
+          <w:p>
+            <w:pPr>
+              <w:shd w:val="clear" w:color="auto" w:fill="FFFFFF" w:themeFill="background1"/>
+              <w:spacing w:before="120" w:after="120" w:line="240" w:lineRule="auto"/>
+              <w:jc w:val="center"/>
+              <w:rPr>
+                <w:b/>
+                <w:color w:val="000000" w:themeColor="text1"/>
+              </w:rPr>
+            </w:pPr>
+            <w:r>
+              <w:rPr>
+                <w:b/>
+                <w:color w:val="000000" w:themeColor="text1"/>
+              </w:rPr>
+              <w:t>[[Sohoctapco]]</w:t>
+            </w:r>
+          </w:p>
+        </w:tc>
+        <w:tc>
+          <w:tcPr>
+            <w:tcW w:w="992" w:type="dxa"/>
+          </w:tcPr>
+          <w:p>
+            <w:pPr>
+              <w:shd w:val="clear" w:color="auto" w:fill="FFFFFF" w:themeFill="background1"/>
+              <w:spacing w:before="120" w:after="120" w:line="240" w:lineRule="auto"/>
+              <w:jc w:val="center"/>
+              <w:rPr>
+                <w:b/>
+                <w:color w:val="000000" w:themeColor="text1"/>
+              </w:rPr>
+            </w:pPr>
+            <w:r>
+              <w:rPr>
+                <w:b/>
+                <w:color w:val="000000" w:themeColor="text1"/>
+              </w:rPr>
+              <w:t>[[Sohoctapkhong]]</w:t>
+            </w:r>
+          </w:p>
+        </w:tc>
+      </w:tr>
+      <w:tr>
+        <w:tc>
+          <w:tcPr>
+            <w:tcW w:w="670" w:type="dxa"/>
+            <w:vAlign w:val="center"/>
+          </w:tcPr>
+          <w:p>
+            <w:pPr>
+              <w:numPr>
+                <w:ilvl w:val="0"/>
+                <w:numId w:val="1"/>
+              </w:numPr>
+              <w:shd w:val="clear" w:color="auto" w:fill="FFFFFF" w:themeFill="background1"/>
+              <w:spacing w:before="120" w:after="120" w:line="240" w:lineRule="auto"/>
+              <w:ind w:left="527" w:hanging="357"/>
+              <w:contextualSpacing/>
+              <w:jc w:val="center"/>
+              <w:rPr>
+                <w:color w:val="000000" w:themeColor="text1"/>
+              </w:rPr>
+            </w:pPr>
+          </w:p>
+        </w:tc>
+        <w:tc>
+          <w:tcPr>
+            <w:tcW w:w="4954" w:type="dxa"/>
+            <w:vAlign w:val="center"/>
+          </w:tcPr>
+          <w:p>
+            <w:pPr>
+              <w:keepNext/>
+              <w:keepLines/>
+              <w:shd w:val="clear" w:color="auto" w:fill="FFFFFF" w:themeFill="background1"/>
+              <w:spacing w:before="120" w:after="120" w:line="240" w:lineRule="auto"/>
+              <w:ind w:right="-45"/>
+              <w:rPr>
+                <w:color w:val="000000" w:themeColor="text1"/>
+                <w:lang w:val="vi-VN"/>
+              </w:rPr>
+            </w:pPr>
+            <w:r>
+              <w:rPr>
+                <w:color w:val="000000" w:themeColor="text1"/>
+                <w:sz w:val="26"/>
+                <w:szCs w:val="26"/>
+                <w:lang w:val="vi-VN"/>
+              </w:rPr>
+              <w:t>Giấy giới thiệu</w:t>
+            </w:r>
+          </w:p>
+        </w:tc>
+        <w:tc>
+          <w:tcPr>
+            <w:tcW w:w="3176" w:type="dxa"/>
+            <w:vAlign w:val="center"/>
+          </w:tcPr>
+          <w:p>
+            <w:pPr>
+              <w:keepNext/>
+              <w:keepLines/>
+              <w:shd w:val="clear" w:color="auto" w:fill="FFFFFF" w:themeFill="background1"/>
+              <w:spacing w:before="120" w:after="120" w:line="240" w:lineRule="auto"/>
+              <w:rPr>
+                <w:bCs/>
+                <w:iCs/>
+                <w:color w:val="000000" w:themeColor="text1"/>
+              </w:rPr>
+            </w:pPr>
+            <w:r>
+              <w:rPr>
+                <w:bCs/>
+                <w:iCs/>
+                <w:color w:val="000000" w:themeColor="text1"/>
+                <w:spacing w:val="-6"/>
+                <w:lang w:val="vi-VN"/>
+              </w:rPr>
+              <w:t>QTQL/ĐT&amp;HTQT/03/BM</w:t>
+            </w:r>
+            <w:r>
+              <w:rPr>
+                <w:bCs/>
+                <w:iCs/>
+                <w:color w:val="000000" w:themeColor="text1"/>
+                <w:spacing w:val="-6"/>
+              </w:rPr>
+              <w:t>20</w:t>
+            </w:r>
+          </w:p>
+        </w:tc>
+        <w:tc>
+          <w:tcPr>
+            <w:tcW w:w="851" w:type="dxa"/>
+          </w:tcPr>
+          <w:p>
+            <w:pPr>
+              <w:shd w:val="clear" w:color="auto" w:fill="FFFFFF" w:themeFill="background1"/>
+              <w:spacing w:before="120" w:after="120" w:line="240" w:lineRule="auto"/>
+              <w:jc w:val="center"/>
+              <w:rPr>
+                <w:b/>
+                <w:color w:val="000000" w:themeColor="text1"/>
+              </w:rPr>
+            </w:pPr>
+            <w:r>
+              <w:rPr>
+                <w:b/>
+                <w:color w:val="000000" w:themeColor="text1"/>
+              </w:rPr>
+              <w:t>[[Gtco]]</w:t>
+            </w:r>
+          </w:p>
+        </w:tc>
+        <w:tc>
+          <w:tcPr>
+            <w:tcW w:w="992" w:type="dxa"/>
+          </w:tcPr>
+          <w:p>
+            <w:pPr>
+              <w:shd w:val="clear" w:color="auto" w:fill="FFFFFF" w:themeFill="background1"/>
+              <w:spacing w:before="120" w:after="120" w:line="240" w:lineRule="auto"/>
+              <w:jc w:val="center"/>
+              <w:rPr>
+                <w:b/>
+                <w:color w:val="000000" w:themeColor="text1"/>
+              </w:rPr>
+            </w:pPr>
+            <w:r>
+              <w:rPr>
+                <w:b/>
+                <w:color w:val="000000" w:themeColor="text1"/>
+              </w:rPr>
+              <w:t>[[Gtkhong]]</w:t>
+            </w:r>
+          </w:p>
+        </w:tc>
+      </w:tr>
+      <w:tr>
+        <w:tc>
+          <w:tcPr>
+            <w:tcW w:w="670" w:type="dxa"/>
+            <w:vAlign w:val="center"/>
+          </w:tcPr>
+          <w:p>
+            <w:pPr>
+              <w:numPr>
+                <w:ilvl w:val="0"/>
+                <w:numId w:val="1"/>
+              </w:numPr>
+              <w:shd w:val="clear" w:color="auto" w:fill="FFFFFF" w:themeFill="background1"/>
+              <w:spacing w:before="120" w:after="120" w:line="240" w:lineRule="auto"/>
+              <w:ind w:left="527" w:hanging="357"/>
+              <w:contextualSpacing/>
+              <w:jc w:val="center"/>
+              <w:rPr>
+                <w:color w:val="000000" w:themeColor="text1"/>
+              </w:rPr>
+            </w:pPr>
+          </w:p>
+        </w:tc>
+        <w:tc>
+          <w:tcPr>
+            <w:tcW w:w="4954" w:type="dxa"/>
+            <w:vAlign w:val="center"/>
+          </w:tcPr>
+          <w:p>
+            <w:pPr>
+              <w:shd w:val="clear" w:color="auto" w:fill="FFFFFF" w:themeFill="background1"/>
+              <w:spacing w:before="120" w:after="120" w:line="240" w:lineRule="auto"/>
+              <w:ind w:right="-45"/>
+              <w:rPr>
+                <w:color w:val="000000" w:themeColor="text1"/>
+                <w:lang w:val="vi-VN"/>
+              </w:rPr>
+            </w:pPr>
+            <w:r>
+              <w:rPr>
+                <w:color w:val="000000" w:themeColor="text1"/>
+                <w:sz w:val="26"/>
+                <w:szCs w:val="26"/>
+                <w:lang w:val="vi-VN"/>
+              </w:rPr>
+              <w:t>Báo cáo dành cho học viên</w:t>
+            </w:r>
+          </w:p>
+        </w:tc>
+        <w:tc>
+          <w:tcPr>
+            <w:tcW w:w="3176" w:type="dxa"/>
+            <w:vAlign w:val="center"/>
+          </w:tcPr>
+          <w:p>
+            <w:pPr>
+              <w:shd w:val="clear" w:color="auto" w:fill="FFFFFF" w:themeFill="background1"/>
+              <w:spacing w:before="120" w:after="120" w:line="240" w:lineRule="auto"/>
+              <w:rPr>
+                <w:bCs/>
+                <w:iCs/>
+                <w:color w:val="000000" w:themeColor="text1"/>
+              </w:rPr>
+            </w:pPr>
+            <w:r>
+              <w:rPr>
+                <w:bCs/>
+                <w:iCs/>
+                <w:color w:val="000000" w:themeColor="text1"/>
+                <w:spacing w:val="-6"/>
+                <w:lang w:val="vi-VN"/>
+              </w:rPr>
+              <w:t>QTQL/ĐT&amp;HTQT/03/BM</w:t>
+            </w:r>
+            <w:r>
+              <w:rPr>
+                <w:bCs/>
+                <w:iCs/>
+                <w:color w:val="000000" w:themeColor="text1"/>
+                <w:spacing w:val="-6"/>
+              </w:rPr>
+              <w:t>21</w:t>
+            </w:r>
+          </w:p>
+        </w:tc>
+        <w:tc>
+          <w:tcPr>
+            <w:tcW w:w="851" w:type="dxa"/>
+          </w:tcPr>
+          <w:p>
+            <w:pPr>
+              <w:shd w:val="clear" w:color="auto" w:fill="FFFFFF" w:themeFill="background1"/>
+              <w:spacing w:before="120" w:after="120" w:line="240" w:lineRule="auto"/>
+              <w:jc w:val="center"/>
+              <w:rPr>
+                <w:b/>
+                <w:color w:val="000000" w:themeColor="text1"/>
+              </w:rPr>
+            </w:pPr>
+            <w:r>
+              <w:rPr>
+                <w:b/>
+                <w:color w:val="000000" w:themeColor="text1"/>
+              </w:rPr>
+              <w:t>[[Baocaoco]]</w:t>
+            </w:r>
+          </w:p>
+        </w:tc>
+        <w:tc>
+          <w:tcPr>
+            <w:tcW w:w="992" w:type="dxa"/>
+          </w:tcPr>
+          <w:p>
+            <w:pPr>
+              <w:shd w:val="clear" w:color="auto" w:fill="FFFFFF" w:themeFill="background1"/>
+              <w:spacing w:before="120" w:after="120" w:line="240" w:lineRule="auto"/>
+              <w:jc w:val="center"/>
+              <w:rPr>
+                <w:b/>
+                <w:color w:val="000000" w:themeColor="text1"/>
+              </w:rPr>
+            </w:pPr>
+            <w:r>
+              <w:rPr>
+                <w:b/>
+                <w:color w:val="000000" w:themeColor="text1"/>
+              </w:rPr>
+              <w:t>[[Baocaokhong]]</w:t>
+            </w:r>
+          </w:p>
+        </w:tc>
+      </w:tr>
+      <w:tr>
+        <w:tc>
+          <w:tcPr>
+            <w:tcW w:w="670" w:type="dxa"/>
+            <w:vAlign w:val="center"/>
+          </w:tcPr>
+          <w:p>
+            <w:pPr>
+              <w:numPr>
+                <w:ilvl w:val="0"/>
+                <w:numId w:val="1"/>
+              </w:numPr>
+              <w:shd w:val="clear" w:color="auto" w:fill="FFFFFF" w:themeFill="background1"/>
+              <w:spacing w:before="120" w:after="120" w:line="240" w:lineRule="auto"/>
+              <w:ind w:left="527" w:hanging="357"/>
+              <w:contextualSpacing/>
+              <w:jc w:val="center"/>
+              <w:rPr>
+                <w:color w:val="000000" w:themeColor="text1"/>
+              </w:rPr>
+            </w:pPr>
+          </w:p>
+        </w:tc>
+        <w:tc>
+          <w:tcPr>
+            <w:tcW w:w="4954" w:type="dxa"/>
+            <w:vAlign w:val="center"/>
+          </w:tcPr>
+          <w:p>
+            <w:pPr>
+              <w:shd w:val="clear" w:color="auto" w:fill="FFFFFF" w:themeFill="background1"/>
+              <w:spacing w:before="120" w:after="120" w:line="240" w:lineRule="auto"/>
+              <w:ind w:right="-45"/>
+              <w:rPr>
+                <w:color w:val="000000" w:themeColor="text1"/>
+                <w:lang w:val="vi-VN"/>
+              </w:rPr>
+            </w:pPr>
+            <w:r>
+              <w:rPr>
+                <w:color w:val="000000" w:themeColor="text1"/>
+                <w:sz w:val="26"/>
+                <w:szCs w:val="26"/>
+                <w:lang w:val="vi-VN"/>
+              </w:rPr>
+              <w:t>Giấy xin bảo lưu kết quả học tập</w:t>
+            </w:r>
+          </w:p>
+        </w:tc>
+        <w:tc>
+          <w:tcPr>
+            <w:tcW w:w="3176" w:type="dxa"/>
+            <w:vAlign w:val="center"/>
+          </w:tcPr>
+          <w:p>
+            <w:pPr>
+              <w:shd w:val="clear" w:color="auto" w:fill="FFFFFF" w:themeFill="background1"/>
+              <w:spacing w:before="120" w:after="120" w:line="240" w:lineRule="auto"/>
+              <w:rPr>
+                <w:bCs/>
+                <w:iCs/>
+                <w:color w:val="000000" w:themeColor="text1"/>
+              </w:rPr>
+            </w:pPr>
+            <w:r>
+              <w:rPr>
+                <w:bCs/>
+                <w:iCs/>
+                <w:color w:val="000000" w:themeColor="text1"/>
+                <w:spacing w:val="-6"/>
+                <w:lang w:val="vi-VN"/>
+              </w:rPr>
+              <w:t>QTQL/ĐT&amp;HTQT/03/BM</w:t>
+            </w:r>
+            <w:r>
+              <w:rPr>
+                <w:bCs/>
+                <w:iCs/>
+                <w:color w:val="000000" w:themeColor="text1"/>
+                <w:spacing w:val="-6"/>
+              </w:rPr>
+              <w:t>22</w:t>
+            </w:r>
+          </w:p>
+        </w:tc>
+        <w:tc>
+          <w:tcPr>
+            <w:tcW w:w="851" w:type="dxa"/>
+          </w:tcPr>
+          <w:p>
+            <w:pPr>
+              <w:shd w:val="clear" w:color="auto" w:fill="FFFFFF" w:themeFill="background1"/>
+              <w:spacing w:before="120" w:after="120" w:line="240" w:lineRule="auto"/>
+              <w:jc w:val="center"/>
+              <w:rPr>
+                <w:b/>
+                <w:color w:val="000000" w:themeColor="text1"/>
+              </w:rPr>
+            </w:pPr>
+            <w:r>
+              <w:rPr>
+                <w:b/>
+                <w:color w:val="000000" w:themeColor="text1"/>
+              </w:rPr>
+              <w:t>[[Baoluuco]]</w:t>
+            </w:r>
+          </w:p>
+        </w:tc>
+        <w:tc>
+          <w:tcPr>
+            <w:tcW w:w="992" w:type="dxa"/>
+          </w:tcPr>
+          <w:p>
+            <w:pPr>
+              <w:shd w:val="clear" w:color="auto" w:fill="FFFFFF" w:themeFill="background1"/>
+              <w:spacing w:before="120" w:after="120" w:line="240" w:lineRule="auto"/>
+              <w:jc w:val="center"/>
+              <w:rPr>
+                <w:b/>
+                <w:color w:val="000000" w:themeColor="text1"/>
+              </w:rPr>
+            </w:pPr>
+            <w:r>
+              <w:rPr>
+                <w:b/>
+                <w:color w:val="000000" w:themeColor="text1"/>
+              </w:rPr>
+              <w:t>[[Baoluukhong]]</w:t>
+            </w:r>
+          </w:p>
+        </w:tc>
+      </w:tr>
+      <w:tr>
+        <w:tc>
+          <w:tcPr>
+            <w:tcW w:w="670" w:type="dxa"/>
+            <w:vAlign w:val="center"/>
+          </w:tcPr>
+          <w:p>
+            <w:pPr>
+              <w:numPr>
+                <w:ilvl w:val="0"/>
+                <w:numId w:val="1"/>
+              </w:numPr>
+              <w:shd w:val="clear" w:color="auto" w:fill="FFFFFF" w:themeFill="background1"/>
+              <w:spacing w:before="120" w:after="120" w:line="240" w:lineRule="auto"/>
+              <w:ind w:left="527" w:hanging="357"/>
+              <w:contextualSpacing/>
+              <w:jc w:val="center"/>
+              <w:rPr>
+                <w:color w:val="000000" w:themeColor="text1"/>
+              </w:rPr>
+            </w:pPr>
+          </w:p>
+        </w:tc>
+        <w:tc>
+          <w:tcPr>
+            <w:tcW w:w="4954" w:type="dxa"/>
+            <w:vAlign w:val="center"/>
+          </w:tcPr>
+          <w:p>
+            <w:pPr>
+              <w:shd w:val="clear" w:color="auto" w:fill="FFFFFF" w:themeFill="background1"/>
+              <w:spacing w:before="120" w:after="120" w:line="240" w:lineRule="auto"/>
+              <w:ind w:right="-45"/>
+              <w:rPr>
+                <w:color w:val="000000" w:themeColor="text1"/>
+                <w:lang w:val="vi-VN"/>
+              </w:rPr>
+            </w:pPr>
+            <w:r>
+              <w:rPr>
+                <w:color w:val="000000" w:themeColor="text1"/>
+                <w:sz w:val="26"/>
+                <w:szCs w:val="26"/>
+                <w:lang w:val="vi-VN"/>
+              </w:rPr>
+              <w:t>Đơn xin thôi học</w:t>
+            </w:r>
+          </w:p>
+        </w:tc>
+        <w:tc>
+          <w:tcPr>
+            <w:tcW w:w="3176" w:type="dxa"/>
+            <w:vAlign w:val="center"/>
+          </w:tcPr>
+          <w:p>
+            <w:pPr>
+              <w:shd w:val="clear" w:color="auto" w:fill="FFFFFF" w:themeFill="background1"/>
+              <w:spacing w:before="120" w:after="120" w:line="240" w:lineRule="auto"/>
+              <w:rPr>
+                <w:bCs/>
+                <w:iCs/>
+                <w:color w:val="000000" w:themeColor="text1"/>
+              </w:rPr>
+            </w:pPr>
+            <w:r>
+              <w:rPr>
+                <w:bCs/>
+                <w:iCs/>
+                <w:color w:val="000000" w:themeColor="text1"/>
+                <w:spacing w:val="-6"/>
+                <w:lang w:val="vi-VN"/>
+              </w:rPr>
+              <w:t>QTQL/ĐT&amp;HTQT/03/BM</w:t>
+            </w:r>
+            <w:r>
+              <w:rPr>
+                <w:bCs/>
+                <w:iCs/>
+                <w:color w:val="000000" w:themeColor="text1"/>
+                <w:spacing w:val="-6"/>
+              </w:rPr>
+              <w:t>23</w:t>
+            </w:r>
+          </w:p>
+        </w:tc>
+        <w:tc>
+          <w:tcPr>
+            <w:tcW w:w="851" w:type="dxa"/>
+          </w:tcPr>
+          <w:p>
+            <w:pPr>
+              <w:shd w:val="clear" w:color="auto" w:fill="FFFFFF" w:themeFill="background1"/>
+              <w:spacing w:before="120" w:after="120" w:line="240" w:lineRule="auto"/>
+              <w:jc w:val="center"/>
+              <w:rPr>
+                <w:b/>
+                <w:color w:val="000000" w:themeColor="text1"/>
+              </w:rPr>
+            </w:pPr>
+            <w:r>
+              <w:rPr>
+                <w:b/>
+                <w:color w:val="000000" w:themeColor="text1"/>
+              </w:rPr>
+              <w:t>[[Thoihocco]]</w:t>
+            </w:r>
+          </w:p>
+        </w:tc>
+        <w:tc>
+          <w:tcPr>
+            <w:tcW w:w="992" w:type="dxa"/>
+          </w:tcPr>
+          <w:p>
+            <w:pPr>
+              <w:shd w:val="clear" w:color="auto" w:fill="FFFFFF" w:themeFill="background1"/>
+              <w:spacing w:before="120" w:after="120" w:line="240" w:lineRule="auto"/>
+              <w:jc w:val="center"/>
+              <w:rPr>
+                <w:b/>
+                <w:color w:val="000000" w:themeColor="text1"/>
+              </w:rPr>
+            </w:pPr>
+            <w:r>
+              <w:rPr>
+                <w:b/>
+                <w:color w:val="000000" w:themeColor="text1"/>
+              </w:rPr>
+              <w:t>[[Thoihockhong]]</w:t>
+            </w:r>
+          </w:p>
+        </w:tc>
+      </w:tr>
+      <w:tr>
+        <w:tc>
+          <w:tcPr>
+            <w:tcW w:w="670" w:type="dxa"/>
+            <w:vAlign w:val="center"/>
+          </w:tcPr>
+          <w:p>
+            <w:pPr>
+              <w:numPr>
+                <w:ilvl w:val="0"/>
+                <w:numId w:val="1"/>
+              </w:numPr>
+              <w:shd w:val="clear" w:color="auto" w:fill="FFFFFF" w:themeFill="background1"/>
+              <w:spacing w:before="120" w:after="120" w:line="240" w:lineRule="auto"/>
+              <w:ind w:left="527" w:hanging="357"/>
+              <w:contextualSpacing/>
+              <w:jc w:val="center"/>
+              <w:rPr>
+                <w:color w:val="000000" w:themeColor="text1"/>
+              </w:rPr>
+            </w:pPr>
+          </w:p>
+        </w:tc>
+        <w:tc>
+          <w:tcPr>
+            <w:tcW w:w="4954" w:type="dxa"/>
+            <w:vAlign w:val="center"/>
+          </w:tcPr>
+          <w:p>
+            <w:pPr>
+              <w:shd w:val="clear" w:color="auto" w:fill="FFFFFF" w:themeFill="background1"/>
+              <w:spacing w:before="120" w:after="120" w:line="240" w:lineRule="auto"/>
+              <w:ind w:right="-45"/>
+              <w:rPr>
+                <w:color w:val="000000" w:themeColor="text1"/>
+                <w:lang w:val="vi-VN"/>
+              </w:rPr>
+            </w:pPr>
+            <w:r>
+              <w:rPr>
+                <w:color w:val="000000" w:themeColor="text1"/>
+                <w:sz w:val="26"/>
+                <w:szCs w:val="26"/>
+                <w:lang w:val="vi-VN"/>
+              </w:rPr>
+              <w:t>Phiếu nhận xét quá trình thực hành Khám bệnh, chữa bệnh</w:t>
+            </w:r>
+          </w:p>
+        </w:tc>
+        <w:tc>
+          <w:tcPr>
+            <w:tcW w:w="3176" w:type="dxa"/>
+            <w:vAlign w:val="center"/>
+          </w:tcPr>
+          <w:p>
+            <w:pPr>
+              <w:shd w:val="clear" w:color="auto" w:fill="FFFFFF" w:themeFill="background1"/>
+              <w:spacing w:before="120" w:after="120" w:line="240" w:lineRule="auto"/>
+              <w:rPr>
+                <w:bCs/>
+                <w:iCs/>
+                <w:color w:val="000000" w:themeColor="text1"/>
+              </w:rPr>
+            </w:pPr>
+            <w:r>
+              <w:rPr>
+                <w:bCs/>
+                <w:iCs/>
+                <w:color w:val="000000" w:themeColor="text1"/>
+                <w:spacing w:val="-6"/>
+                <w:lang w:val="vi-VN"/>
+              </w:rPr>
+              <w:t>QTQL/ĐT&amp;HTQT/03/BM</w:t>
+            </w:r>
+            <w:r>
+              <w:rPr>
+                <w:bCs/>
+                <w:iCs/>
+                <w:color w:val="000000" w:themeColor="text1"/>
+                <w:spacing w:val="-6"/>
+              </w:rPr>
+              <w:t>24</w:t>
+            </w:r>
+          </w:p>
+        </w:tc>
+        <w:tc>
+          <w:tcPr>
+            <w:tcW w:w="851" w:type="dxa"/>
+          </w:tcPr>
+          <w:p>
+            <w:pPr>
+              <w:shd w:val="clear" w:color="auto" w:fill="FFFFFF" w:themeFill="background1"/>
+              <w:spacing w:before="120" w:after="120" w:line="240" w:lineRule="auto"/>
+              <w:jc w:val="center"/>
+              <w:rPr>
+                <w:b/>
+                <w:color w:val="000000" w:themeColor="text1"/>
+              </w:rPr>
+            </w:pPr>
+            <w:r>
+              <w:rPr>
+                <w:b/>
+                <w:color w:val="000000" w:themeColor="text1"/>
+              </w:rPr>
+              <w:t>[[Nxthuchanhco]]</w:t>
+            </w:r>
+          </w:p>
+        </w:tc>
+        <w:tc>
+          <w:tcPr>
+            <w:tcW w:w="992" w:type="dxa"/>
+          </w:tcPr>
+          <w:p>
+            <w:pPr>
+              <w:shd w:val="clear" w:color="auto" w:fill="FFFFFF" w:themeFill="background1"/>
+              <w:spacing w:before="120" w:after="120" w:line="240" w:lineRule="auto"/>
+              <w:jc w:val="center"/>
+              <w:rPr>
+                <w:b/>
+                <w:color w:val="000000" w:themeColor="text1"/>
+              </w:rPr>
+            </w:pPr>
+            <w:r>
+              <w:rPr>
+                <w:b/>
+                <w:color w:val="000000" w:themeColor="text1"/>
+              </w:rPr>
+              <w:t>[[Nxthuchanhkhong]]</w:t>
+            </w:r>
+          </w:p>
+        </w:tc>
+      </w:tr>
+      <w:tr>
+        <w:tc>
+          <w:tcPr>
+            <w:tcW w:w="670" w:type="dxa"/>
+            <w:vAlign w:val="center"/>
+          </w:tcPr>
+          <w:p>
+            <w:pPr>
+              <w:numPr>
+                <w:ilvl w:val="0"/>
+                <w:numId w:val="1"/>
+              </w:numPr>
+              <w:shd w:val="clear" w:color="auto" w:fill="FFFFFF" w:themeFill="background1"/>
+              <w:spacing w:before="120" w:after="120" w:line="240" w:lineRule="auto"/>
+              <w:ind w:left="527" w:hanging="357"/>
+              <w:contextualSpacing/>
+              <w:jc w:val="center"/>
+              <w:rPr>
+                <w:color w:val="000000" w:themeColor="text1"/>
+              </w:rPr>
+            </w:pPr>
+          </w:p>
+        </w:tc>
+        <w:tc>
+          <w:tcPr>
+            <w:tcW w:w="4954" w:type="dxa"/>
+            <w:vAlign w:val="center"/>
+          </w:tcPr>
+          <w:p>
+            <w:pPr>
+              <w:shd w:val="clear" w:color="auto" w:fill="FFFFFF" w:themeFill="background1"/>
+              <w:spacing w:before="120" w:after="120" w:line="240" w:lineRule="auto"/>
+              <w:ind w:right="-45"/>
+              <w:rPr>
+                <w:color w:val="000000" w:themeColor="text1"/>
+                <w:lang w:val="vi-VN"/>
+              </w:rPr>
+            </w:pPr>
+            <w:r>
+              <w:rPr>
+                <w:color w:val="000000" w:themeColor="text1"/>
+                <w:sz w:val="26"/>
+                <w:szCs w:val="26"/>
+                <w:lang w:val="vi-VN"/>
+              </w:rPr>
+              <w:t>Giấy xác nhận giờ giảng lâm sàng</w:t>
+            </w:r>
+          </w:p>
+        </w:tc>
+        <w:tc>
+          <w:tcPr>
+            <w:tcW w:w="3176" w:type="dxa"/>
+            <w:vAlign w:val="center"/>
+          </w:tcPr>
+          <w:p>
+            <w:pPr>
+              <w:shd w:val="clear" w:color="auto" w:fill="FFFFFF" w:themeFill="background1"/>
+              <w:spacing w:before="120" w:after="120" w:line="240" w:lineRule="auto"/>
+              <w:rPr>
+                <w:bCs/>
+                <w:iCs/>
+                <w:color w:val="000000" w:themeColor="text1"/>
+              </w:rPr>
+            </w:pPr>
+            <w:r>
+              <w:rPr>
+                <w:bCs/>
+                <w:iCs/>
+                <w:color w:val="000000" w:themeColor="text1"/>
+                <w:spacing w:val="-6"/>
+                <w:lang w:val="vi-VN"/>
+              </w:rPr>
+              <w:t>QTQL/ĐT&amp;HTQT/03/BM</w:t>
+            </w:r>
+            <w:r>
+              <w:rPr>
+                <w:bCs/>
+                <w:iCs/>
+                <w:color w:val="000000" w:themeColor="text1"/>
+                <w:spacing w:val="-6"/>
+              </w:rPr>
+              <w:t>25</w:t>
+            </w:r>
+          </w:p>
+        </w:tc>
+        <w:tc>
+          <w:tcPr>
+            <w:tcW w:w="851" w:type="dxa"/>
+          </w:tcPr>
+          <w:p>
+            <w:pPr>
+              <w:shd w:val="clear" w:color="auto" w:fill="FFFFFF" w:themeFill="background1"/>
+              <w:spacing w:before="120" w:after="120" w:line="240" w:lineRule="auto"/>
+              <w:jc w:val="center"/>
+              <w:rPr>
+                <w:b/>
+                <w:color w:val="000000" w:themeColor="text1"/>
+              </w:rPr>
+            </w:pPr>
+            <w:r>
+              <w:rPr>
+                <w:b/>
+                <w:color w:val="000000" w:themeColor="text1"/>
+              </w:rPr>
+              <w:t>[[Xngiogiangco]]</w:t>
+            </w:r>
+          </w:p>
+        </w:tc>
+        <w:tc>
+          <w:tcPr>
+            <w:tcW w:w="992" w:type="dxa"/>
+          </w:tcPr>
+          <w:p>
+            <w:pPr>
+              <w:shd w:val="clear" w:color="auto" w:fill="FFFFFF" w:themeFill="background1"/>
+              <w:spacing w:before="120" w:after="120" w:line="240" w:lineRule="auto"/>
+              <w:jc w:val="center"/>
+              <w:rPr>
+                <w:b/>
+                <w:color w:val="000000" w:themeColor="text1"/>
+              </w:rPr>
+            </w:pPr>
+            <w:r>
+              <w:rPr>
+                <w:b/>
+                <w:color w:val="000000" w:themeColor="text1"/>
+              </w:rPr>
+              <w:t>[[Xngiogiangkhong]]</w:t>
+            </w:r>
+          </w:p>
+        </w:tc>
+      </w:tr>
+      <w:tr>
+        <w:tc>
+          <w:tcPr>
+            <w:tcW w:w="670" w:type="dxa"/>
+            <w:vAlign w:val="center"/>
+          </w:tcPr>
+          <w:p>
+            <w:pPr>
+              <w:numPr>
+                <w:ilvl w:val="0"/>
+                <w:numId w:val="1"/>
+              </w:numPr>
+              <w:shd w:val="clear" w:color="auto" w:fill="FFFFFF" w:themeFill="background1"/>
+              <w:spacing w:before="120" w:after="120" w:line="240" w:lineRule="auto"/>
+              <w:ind w:left="527" w:hanging="357"/>
+              <w:contextualSpacing/>
+              <w:jc w:val="center"/>
+              <w:rPr>
+                <w:color w:val="000000" w:themeColor="text1"/>
+              </w:rPr>
+            </w:pPr>
+          </w:p>
+        </w:tc>
+        <w:tc>
+          <w:tcPr>
+            <w:tcW w:w="4954" w:type="dxa"/>
+            <w:vAlign w:val="center"/>
+          </w:tcPr>
+          <w:p>
+            <w:pPr>
+              <w:shd w:val="clear" w:color="auto" w:fill="FFFFFF" w:themeFill="background1"/>
+              <w:spacing w:before="120" w:after="120" w:line="240" w:lineRule="auto"/>
+              <w:ind w:right="-45"/>
+              <w:rPr>
+                <w:color w:val="000000" w:themeColor="text1"/>
+                <w:lang w:val="vi-VN"/>
+              </w:rPr>
+            </w:pPr>
+            <w:r>
+              <w:rPr>
+                <w:color w:val="000000" w:themeColor="text1"/>
+                <w:sz w:val="26"/>
+                <w:szCs w:val="26"/>
+                <w:lang w:val="vi-VN"/>
+              </w:rPr>
+              <w:t>Phiếu nhận xét khoa đào tạo (dành cho học viên)</w:t>
+            </w:r>
+          </w:p>
+        </w:tc>
+        <w:tc>
+          <w:tcPr>
+            <w:tcW w:w="3176" w:type="dxa"/>
+            <w:vAlign w:val="center"/>
+          </w:tcPr>
+          <w:p>
+            <w:pPr>
+              <w:shd w:val="clear" w:color="auto" w:fill="FFFFFF" w:themeFill="background1"/>
+              <w:spacing w:before="120" w:after="120" w:line="240" w:lineRule="auto"/>
+              <w:rPr>
+                <w:bCs/>
+                <w:iCs/>
+                <w:color w:val="000000" w:themeColor="text1"/>
+              </w:rPr>
+            </w:pPr>
+            <w:r>
+              <w:rPr>
+                <w:bCs/>
+                <w:iCs/>
+                <w:color w:val="000000" w:themeColor="text1"/>
+                <w:spacing w:val="-6"/>
+                <w:lang w:val="vi-VN"/>
+              </w:rPr>
+              <w:t>QTQL/ĐT&amp;HTQT/03/BM</w:t>
+            </w:r>
+            <w:r>
+              <w:rPr>
+                <w:bCs/>
+                <w:iCs/>
+                <w:color w:val="000000" w:themeColor="text1"/>
+                <w:spacing w:val="-6"/>
+              </w:rPr>
+              <w:t>26</w:t>
+            </w:r>
+          </w:p>
+        </w:tc>
+        <w:tc>
+          <w:tcPr>
+            <w:tcW w:w="851" w:type="dxa"/>
+          </w:tcPr>
+          <w:p>
+            <w:pPr>
+              <w:shd w:val="clear" w:color="auto" w:fill="FFFFFF" w:themeFill="background1"/>
+              <w:spacing w:before="120" w:after="120" w:line="240" w:lineRule="auto"/>
+              <w:jc w:val="center"/>
+              <w:rPr>
+                <w:b/>
+                <w:color w:val="000000" w:themeColor="text1"/>
+              </w:rPr>
+            </w:pPr>
+            <w:r>
+              <w:rPr>
+                <w:b/>
+                <w:color w:val="000000" w:themeColor="text1"/>
+              </w:rPr>
+              <w:t>[[Nxkhoaco]]</w:t>
+            </w:r>
+          </w:p>
+        </w:tc>
+        <w:tc>
+          <w:tcPr>
+            <w:tcW w:w="992" w:type="dxa"/>
+          </w:tcPr>
+          <w:p>
+            <w:pPr>
+              <w:shd w:val="clear" w:color="auto" w:fill="FFFFFF" w:themeFill="background1"/>
+              <w:spacing w:before="120" w:after="120" w:line="240" w:lineRule="auto"/>
+              <w:jc w:val="center"/>
+              <w:rPr>
+                <w:b/>
+                <w:color w:val="000000" w:themeColor="text1"/>
+              </w:rPr>
+            </w:pPr>
+            <w:r>
+              <w:rPr>
+                <w:b/>
+                <w:color w:val="000000" w:themeColor="text1"/>
+              </w:rPr>
+              <w:t>[[Nxkhoakhong]]</w:t>
+            </w:r>
+          </w:p>
+        </w:tc>
+      </w:tr>
+      <w:tr>
+        <w:tc>
+          <w:tcPr>
+            <w:tcW w:w="670" w:type="dxa"/>
+            <w:vAlign w:val="center"/>
+          </w:tcPr>
+          <w:p>
+            <w:pPr>
+              <w:numPr>
+                <w:ilvl w:val="0"/>
+                <w:numId w:val="1"/>
+              </w:numPr>
+              <w:shd w:val="clear" w:color="auto" w:fill="FFFFFF" w:themeFill="background1"/>
+              <w:spacing w:before="120" w:after="120" w:line="240" w:lineRule="auto"/>
+              <w:ind w:left="527" w:hanging="357"/>
+              <w:contextualSpacing/>
+              <w:jc w:val="center"/>
+              <w:rPr>
+                <w:color w:val="000000" w:themeColor="text1"/>
+              </w:rPr>
+            </w:pPr>
+          </w:p>
+        </w:tc>
+        <w:tc>
+          <w:tcPr>
+            <w:tcW w:w="4954" w:type="dxa"/>
+            <w:vAlign w:val="center"/>
+          </w:tcPr>
+          <w:p>
+            <w:pPr>
+              <w:shd w:val="clear" w:color="auto" w:fill="FFFFFF" w:themeFill="background1"/>
+              <w:spacing w:before="120" w:after="120" w:line="240" w:lineRule="auto"/>
+              <w:ind w:right="-45"/>
+              <w:rPr>
+                <w:color w:val="000000" w:themeColor="text1"/>
+                <w:lang w:val="vi-VN"/>
+              </w:rPr>
+            </w:pPr>
+            <w:r>
+              <w:rPr>
+                <w:color w:val="000000" w:themeColor="text1"/>
+                <w:sz w:val="26"/>
+                <w:szCs w:val="26"/>
+                <w:lang w:val="vi-VN"/>
+              </w:rPr>
+              <w:t>Phiếu nhận xét khoá đào tạo</w:t>
+            </w:r>
+            <w:r>
+              <w:rPr>
+                <w:b/>
+                <w:bCs/>
+                <w:color w:val="000000" w:themeColor="text1"/>
+                <w:sz w:val="26"/>
+                <w:szCs w:val="26"/>
+                <w:lang w:val="vi-VN"/>
+              </w:rPr>
+              <w:t xml:space="preserve"> </w:t>
+            </w:r>
+            <w:r>
+              <w:rPr>
+                <w:color w:val="000000" w:themeColor="text1"/>
+                <w:sz w:val="26"/>
+                <w:szCs w:val="26"/>
+                <w:lang w:val="vi-VN"/>
+              </w:rPr>
+              <w:t>(dành cho giảng viên)</w:t>
+            </w:r>
+            <w:r>
+              <w:rPr>
+                <w:b/>
+                <w:bCs/>
+                <w:color w:val="000000" w:themeColor="text1"/>
+                <w:sz w:val="26"/>
+                <w:szCs w:val="26"/>
+                <w:lang w:val="vi-VN"/>
+              </w:rPr>
+              <w:t xml:space="preserve"> </w:t>
+            </w:r>
+          </w:p>
+        </w:tc>
+        <w:tc>
+          <w:tcPr>
+            <w:tcW w:w="3176" w:type="dxa"/>
+            <w:vAlign w:val="center"/>
+          </w:tcPr>
+          <w:p>
+            <w:pPr>
+              <w:shd w:val="clear" w:color="auto" w:fill="FFFFFF" w:themeFill="background1"/>
+              <w:spacing w:before="120" w:after="120" w:line="240" w:lineRule="auto"/>
+              <w:rPr>
+                <w:bCs/>
+                <w:iCs/>
+                <w:color w:val="000000" w:themeColor="text1"/>
+              </w:rPr>
+            </w:pPr>
+            <w:r>
+              <w:rPr>
+                <w:bCs/>
+                <w:iCs/>
+                <w:color w:val="000000" w:themeColor="text1"/>
+                <w:spacing w:val="-6"/>
+                <w:lang w:val="vi-VN"/>
+              </w:rPr>
+              <w:t>QTQL/ĐT&amp;HTQT/03/BM2</w:t>
+            </w:r>
+            <w:r>
+              <w:rPr>
+                <w:bCs/>
+                <w:iCs/>
+                <w:color w:val="000000" w:themeColor="text1"/>
+                <w:spacing w:val="-6"/>
+              </w:rPr>
+              <w:t>7</w:t>
+            </w:r>
+          </w:p>
+        </w:tc>
+        <w:tc>
+          <w:tcPr>
+            <w:tcW w:w="851" w:type="dxa"/>
+          </w:tcPr>
+          <w:p>
+            <w:pPr>
+              <w:shd w:val="clear" w:color="auto" w:fill="FFFFFF" w:themeFill="background1"/>
+              <w:spacing w:before="120" w:after="120" w:line="240" w:lineRule="auto"/>
+              <w:jc w:val="center"/>
+              <w:rPr>
+                <w:b/>
+                <w:color w:val="000000" w:themeColor="text1"/>
+              </w:rPr>
+            </w:pPr>
+            <w:r>
+              <w:rPr>
+                <w:b/>
+                <w:color w:val="000000" w:themeColor="text1"/>
+              </w:rPr>
+              <w:t>[[Nxkhoadaotaoco]]</w:t>
+            </w:r>
+          </w:p>
+        </w:tc>
+        <w:tc>
+          <w:tcPr>
+            <w:tcW w:w="992" w:type="dxa"/>
+          </w:tcPr>
+          <w:p>
+            <w:pPr>
+              <w:shd w:val="clear" w:color="auto" w:fill="FFFFFF" w:themeFill="background1"/>
+              <w:spacing w:before="120" w:after="120" w:line="240" w:lineRule="auto"/>
+              <w:jc w:val="center"/>
+              <w:rPr>
+                <w:b/>
+                <w:color w:val="000000" w:themeColor="text1"/>
+              </w:rPr>
+            </w:pPr>
+            <w:r>
+              <w:rPr>
+                <w:b/>
+                <w:color w:val="000000" w:themeColor="text1"/>
+              </w:rPr>
+              <w:t>[[Nxkhoadaotaokhong]]</w:t>
+            </w:r>
+          </w:p>
+        </w:tc>
+      </w:tr>
+      <w:tr>
+        <w:tc>
+          <w:tcPr>
+            <w:tcW w:w="670" w:type="dxa"/>
+            <w:vAlign w:val="center"/>
+          </w:tcPr>
+          <w:p>
+            <w:pPr>
+              <w:numPr>
+                <w:ilvl w:val="0"/>
+                <w:numId w:val="1"/>
+              </w:numPr>
+              <w:shd w:val="clear" w:color="auto" w:fill="FFFFFF" w:themeFill="background1"/>
+              <w:spacing w:before="120" w:after="120" w:line="240" w:lineRule="auto"/>
+              <w:ind w:left="527" w:hanging="357"/>
+              <w:contextualSpacing/>
+              <w:jc w:val="center"/>
+              <w:rPr>
+                <w:color w:val="000000" w:themeColor="text1"/>
+              </w:rPr>
+            </w:pPr>
+          </w:p>
+        </w:tc>
+        <w:tc>
+          <w:tcPr>
+            <w:tcW w:w="4954" w:type="dxa"/>
+            <w:vAlign w:val="center"/>
+          </w:tcPr>
+          <w:p>
+            <w:pPr>
+              <w:shd w:val="clear" w:color="auto" w:fill="FFFFFF" w:themeFill="background1"/>
+              <w:spacing w:before="120" w:after="120" w:line="240" w:lineRule="auto"/>
+              <w:ind w:right="-45"/>
+              <w:rPr>
+                <w:color w:val="000000" w:themeColor="text1"/>
+                <w:lang w:val="vi-VN"/>
+              </w:rPr>
+            </w:pPr>
+            <w:r>
+              <w:rPr>
+                <w:color w:val="000000" w:themeColor="text1"/>
+                <w:sz w:val="26"/>
+                <w:szCs w:val="26"/>
+                <w:lang w:val="vi-VN"/>
+              </w:rPr>
+              <w:t>Quyết định về việc kết thúc và công nhận kết quả tốt nghiệp cho học viên khoá đào tạo liên tục</w:t>
+            </w:r>
+          </w:p>
+        </w:tc>
+        <w:tc>
+          <w:tcPr>
+            <w:tcW w:w="3176" w:type="dxa"/>
+            <w:vAlign w:val="center"/>
+          </w:tcPr>
+          <w:p>
+            <w:pPr>
+              <w:shd w:val="clear" w:color="auto" w:fill="FFFFFF" w:themeFill="background1"/>
+              <w:spacing w:before="120" w:after="120" w:line="240" w:lineRule="auto"/>
+              <w:rPr>
+                <w:bCs/>
+                <w:iCs/>
+                <w:color w:val="000000" w:themeColor="text1"/>
+              </w:rPr>
+            </w:pPr>
+            <w:r>
+              <w:rPr>
+                <w:bCs/>
+                <w:iCs/>
+                <w:color w:val="000000" w:themeColor="text1"/>
+                <w:spacing w:val="-6"/>
+                <w:lang w:val="vi-VN"/>
+              </w:rPr>
+              <w:t>QTQL/ĐT&amp;HTQT/03/BM2</w:t>
+            </w:r>
+            <w:r>
+              <w:rPr>
+                <w:bCs/>
+                <w:iCs/>
+                <w:color w:val="000000" w:themeColor="text1"/>
+                <w:spacing w:val="-6"/>
+              </w:rPr>
+              <w:t>8</w:t>
+            </w:r>
+          </w:p>
+        </w:tc>
+        <w:tc>
+          <w:tcPr>
+            <w:tcW w:w="851" w:type="dxa"/>
+          </w:tcPr>
+          <w:p>
+            <w:pPr>
+              <w:shd w:val="clear" w:color="auto" w:fill="FFFFFF" w:themeFill="background1"/>
+              <w:spacing w:before="120" w:after="120" w:line="240" w:lineRule="auto"/>
+              <w:jc w:val="center"/>
+              <w:rPr>
+                <w:b/>
+                <w:color w:val="000000" w:themeColor="text1"/>
+              </w:rPr>
+            </w:pPr>
+            <w:r>
+              <w:rPr>
+                <w:b/>
+                <w:color w:val="000000" w:themeColor="text1"/>
+              </w:rPr>
+              <w:t>[[Qdtotnghiepco]]</w:t>
+            </w:r>
+          </w:p>
+        </w:tc>
+        <w:tc>
+          <w:tcPr>
+            <w:tcW w:w="992" w:type="dxa"/>
+          </w:tcPr>
+          <w:p>
+            <w:pPr>
+              <w:shd w:val="clear" w:color="auto" w:fill="FFFFFF" w:themeFill="background1"/>
+              <w:spacing w:before="120" w:after="120" w:line="240" w:lineRule="auto"/>
+              <w:jc w:val="center"/>
+              <w:rPr>
+                <w:b/>
+                <w:color w:val="000000" w:themeColor="text1"/>
+              </w:rPr>
+            </w:pPr>
+            <w:r>
+              <w:rPr>
+                <w:b/>
+                <w:color w:val="000000" w:themeColor="text1"/>
+              </w:rPr>
+              <w:t>[[Qdtotnghiepkhong]]</w:t>
+            </w:r>
+          </w:p>
+        </w:tc>
+      </w:tr>
+      <w:tr>
+        <w:tc>
+          <w:tcPr>
+            <w:tcW w:w="670" w:type="dxa"/>
+            <w:vAlign w:val="center"/>
+          </w:tcPr>
+          <w:p>
+            <w:pPr>
+              <w:numPr>
+                <w:ilvl w:val="0"/>
+                <w:numId w:val="1"/>
+              </w:numPr>
+              <w:shd w:val="clear" w:color="auto" w:fill="FFFFFF" w:themeFill="background1"/>
+              <w:spacing w:before="120" w:after="120" w:line="240" w:lineRule="auto"/>
+              <w:ind w:left="527" w:hanging="357"/>
+              <w:contextualSpacing/>
+              <w:jc w:val="center"/>
+              <w:rPr>
+                <w:color w:val="000000" w:themeColor="text1"/>
+              </w:rPr>
+            </w:pPr>
+          </w:p>
+        </w:tc>
+        <w:tc>
+          <w:tcPr>
+            <w:tcW w:w="4954" w:type="dxa"/>
+            <w:vAlign w:val="center"/>
+          </w:tcPr>
+          <w:p>
+            <w:pPr>
+              <w:shd w:val="clear" w:color="auto" w:fill="FFFFFF" w:themeFill="background1"/>
+              <w:spacing w:before="120" w:after="120" w:line="240" w:lineRule="auto"/>
+              <w:ind w:right="-45"/>
+              <w:rPr>
+                <w:color w:val="000000" w:themeColor="text1"/>
+                <w:lang w:val="vi-VN"/>
+              </w:rPr>
+            </w:pPr>
+            <w:r>
+              <w:rPr>
+                <w:color w:val="000000" w:themeColor="text1"/>
+                <w:sz w:val="26"/>
+                <w:szCs w:val="26"/>
+                <w:lang w:val="vi-VN"/>
+              </w:rPr>
+              <w:t xml:space="preserve">Quyết định về việc cấp chứng chỉ, chứng nhận </w:t>
+            </w:r>
+          </w:p>
+        </w:tc>
+        <w:tc>
+          <w:tcPr>
+            <w:tcW w:w="3176" w:type="dxa"/>
+            <w:vAlign w:val="center"/>
+          </w:tcPr>
+          <w:p>
+            <w:pPr>
+              <w:shd w:val="clear" w:color="auto" w:fill="FFFFFF" w:themeFill="background1"/>
+              <w:spacing w:before="120" w:after="120" w:line="240" w:lineRule="auto"/>
+              <w:rPr>
+                <w:bCs/>
+                <w:iCs/>
+                <w:color w:val="000000" w:themeColor="text1"/>
+              </w:rPr>
+            </w:pPr>
+            <w:r>
+              <w:rPr>
+                <w:bCs/>
+                <w:iCs/>
+                <w:color w:val="000000" w:themeColor="text1"/>
+                <w:spacing w:val="-6"/>
+                <w:lang w:val="vi-VN"/>
+              </w:rPr>
+              <w:t>QTQL/ĐT&amp;HTQT/03/BM2</w:t>
+            </w:r>
+            <w:r>
+              <w:rPr>
+                <w:bCs/>
+                <w:iCs/>
+                <w:color w:val="000000" w:themeColor="text1"/>
+                <w:spacing w:val="-6"/>
+              </w:rPr>
+              <w:t>9</w:t>
+            </w:r>
+          </w:p>
+        </w:tc>
+        <w:tc>
+          <w:tcPr>
+            <w:tcW w:w="851" w:type="dxa"/>
+          </w:tcPr>
+          <w:p>
+            <w:pPr>
+              <w:shd w:val="clear" w:color="auto" w:fill="FFFFFF" w:themeFill="background1"/>
+              <w:spacing w:before="120" w:after="120" w:line="240" w:lineRule="auto"/>
+              <w:jc w:val="center"/>
+              <w:rPr>
+                <w:b/>
+                <w:color w:val="000000" w:themeColor="text1"/>
+              </w:rPr>
+            </w:pPr>
+            <w:r>
+              <w:rPr>
+                <w:b/>
+                <w:color w:val="000000" w:themeColor="text1"/>
+              </w:rPr>
+              <w:t>[[Qdchungchico]]</w:t>
+            </w:r>
+          </w:p>
+        </w:tc>
+        <w:tc>
+          <w:tcPr>
+            <w:tcW w:w="992" w:type="dxa"/>
+          </w:tcPr>
+          <w:p>
+            <w:pPr>
+              <w:shd w:val="clear" w:color="auto" w:fill="FFFFFF" w:themeFill="background1"/>
+              <w:spacing w:before="120" w:after="120" w:line="240" w:lineRule="auto"/>
+              <w:jc w:val="center"/>
+              <w:rPr>
+                <w:b/>
+                <w:color w:val="000000" w:themeColor="text1"/>
+              </w:rPr>
+            </w:pPr>
+            <w:r>
+              <w:rPr>
+                <w:b/>
+                <w:color w:val="000000" w:themeColor="text1"/>
+              </w:rPr>
+              <w:t>[[Qdchungchikhong]]</w:t>
+            </w:r>
+          </w:p>
+        </w:tc>
+      </w:tr>
+      <w:tr>
+        <w:tc>
+          <w:tcPr>
+            <w:tcW w:w="670" w:type="dxa"/>
+            <w:vAlign w:val="center"/>
+          </w:tcPr>
+          <w:p>
+            <w:pPr>
+              <w:numPr>
+                <w:ilvl w:val="0"/>
+                <w:numId w:val="1"/>
+              </w:numPr>
+              <w:shd w:val="clear" w:color="auto" w:fill="FFFFFF" w:themeFill="background1"/>
+              <w:spacing w:before="120" w:after="120" w:line="240" w:lineRule="auto"/>
+              <w:ind w:left="527" w:hanging="357"/>
+              <w:contextualSpacing/>
+              <w:jc w:val="center"/>
+              <w:rPr>
+                <w:color w:val="000000" w:themeColor="text1"/>
+              </w:rPr>
+            </w:pPr>
+          </w:p>
+        </w:tc>
+        <w:tc>
+          <w:tcPr>
+            <w:tcW w:w="4954" w:type="dxa"/>
+            <w:vAlign w:val="center"/>
+          </w:tcPr>
+          <w:p>
+            <w:pPr>
+              <w:shd w:val="clear" w:color="auto" w:fill="FFFFFF" w:themeFill="background1"/>
+              <w:spacing w:before="120" w:after="120" w:line="240" w:lineRule="auto"/>
+              <w:ind w:right="-45"/>
+              <w:rPr>
+                <w:color w:val="000000" w:themeColor="text1"/>
+                <w:sz w:val="26"/>
+                <w:szCs w:val="26"/>
+                <w:lang w:val="vi-VN"/>
+              </w:rPr>
+            </w:pPr>
+            <w:r>
+              <w:rPr>
+                <w:color w:val="000000" w:themeColor="text1"/>
+                <w:sz w:val="26"/>
+                <w:szCs w:val="26"/>
+                <w:lang w:val="vi-VN"/>
+              </w:rPr>
+              <w:t xml:space="preserve">Quyết định về việc khen thưởng học viên có thành tích học tập xuất sắc </w:t>
+            </w:r>
+          </w:p>
+        </w:tc>
+        <w:tc>
+          <w:tcPr>
+            <w:tcW w:w="3176" w:type="dxa"/>
+            <w:vAlign w:val="center"/>
+          </w:tcPr>
+          <w:p>
+            <w:pPr>
+              <w:shd w:val="clear" w:color="auto" w:fill="FFFFFF" w:themeFill="background1"/>
+              <w:spacing w:before="120" w:after="120" w:line="240" w:lineRule="auto"/>
+              <w:rPr>
+                <w:bCs/>
+                <w:iCs/>
+                <w:color w:val="000000" w:themeColor="text1"/>
+              </w:rPr>
+            </w:pPr>
+            <w:r>
+              <w:rPr>
+                <w:bCs/>
+                <w:iCs/>
+                <w:color w:val="000000" w:themeColor="text1"/>
+                <w:spacing w:val="-6"/>
+                <w:lang w:val="vi-VN"/>
+              </w:rPr>
+              <w:t>QTQL/ĐT&amp;HTQT/03/BM</w:t>
+            </w:r>
+            <w:r>
+              <w:rPr>
+                <w:bCs/>
+                <w:iCs/>
+                <w:color w:val="000000" w:themeColor="text1"/>
+                <w:spacing w:val="-6"/>
+              </w:rPr>
+              <w:t>30</w:t>
+            </w:r>
+          </w:p>
+        </w:tc>
+        <w:tc>
+          <w:tcPr>
+            <w:tcW w:w="851" w:type="dxa"/>
+          </w:tcPr>
+          <w:p>
+            <w:pPr>
+              <w:shd w:val="clear" w:color="auto" w:fill="FFFFFF" w:themeFill="background1"/>
+              <w:spacing w:before="120" w:after="120" w:line="240" w:lineRule="auto"/>
+              <w:jc w:val="center"/>
+              <w:rPr>
+                <w:b/>
+                <w:color w:val="000000" w:themeColor="text1"/>
+              </w:rPr>
+            </w:pPr>
+            <w:r>
+              <w:rPr>
+                <w:b/>
+                <w:color w:val="000000" w:themeColor="text1"/>
+              </w:rPr>
+              <w:t>[[Qdkhenthuongco]]</w:t>
+            </w:r>
+          </w:p>
+        </w:tc>
+        <w:tc>
+          <w:tcPr>
+            <w:tcW w:w="992" w:type="dxa"/>
+          </w:tcPr>
+          <w:p>
+            <w:pPr>
+              <w:shd w:val="clear" w:color="auto" w:fill="FFFFFF" w:themeFill="background1"/>
+              <w:spacing w:before="120" w:after="120" w:line="240" w:lineRule="auto"/>
+              <w:jc w:val="center"/>
+              <w:rPr>
+                <w:b/>
+                <w:color w:val="000000" w:themeColor="text1"/>
+              </w:rPr>
+            </w:pPr>
+            <w:r>
+              <w:rPr>
+                <w:b/>
+                <w:color w:val="000000" w:themeColor="text1"/>
+              </w:rPr>
+              <w:t>[[Qdkhenthuongkhong]]</w:t>
+            </w:r>
+          </w:p>
+        </w:tc>
+      </w:tr>
+    </w:tbl>
+    <w:p>
+      <w:pPr>
+        <w:shd w:val="clear" w:color="auto" w:fill="FFFFFF" w:themeFill="background1"/>
+        <w:rPr>
+          <w:b/>
+          <w:color w:val="000000" w:themeColor="text1"/>
+        </w:rPr>
+      </w:pPr>
+    </w:p>
     <w:sectPr>
       <w:pgSz w:w="11907" w:h="16840" w:code="9"/>
       <w:pgMar w:top="1134" w:right="1134" w:bottom="1134" w:left="1701" w:header="720" w:footer="720" w:gutter="0"/>
@@ -13,8 +4207,155 @@
 </w:document>
 </file>
 
+<file path=word/endnotes.xml><?xml version="1.0" encoding="utf-8"?>
+<w:endnotes xmlns:wpc="http://schemas.microsoft.com/office/word/2010/wordprocessingCanvas" xmlns:cx="http://schemas.microsoft.com/office/drawing/2014/chartex" xmlns:cx1="http://schemas.microsoft.com/office/drawing/2015/9/8/chartex" xmlns:cx2="http://schemas.microsoft.com/office/drawing/2015/10/21/chartex" xmlns:cx3="http://schemas.microsoft.com/office/drawing/2016/5/9/chartex" xmlns:cx4="http://schemas.microsoft.com/office/drawing/2016/5/10/chartex" xmlns:cx5="http://schemas.microsoft.com/office/drawing/2016/5/11/chartex" xmlns:cx6="http://schemas.microsoft.com/office/drawing/2016/5/12/chartex" xmlns:cx7="http://schemas.microsoft.com/office/drawing/2016/5/13/chartex" xmlns:cx8="http://schemas.microsoft.com/office/drawing/2016/5/14/chartex" xmlns:mc="http://schemas.openxmlformats.org/markup-compatibility/2006" xmlns:aink="http://schemas.microsoft.com/office/drawing/2016/ink" xmlns:am3d="http://schemas.microsoft.com/office/drawing/2017/model3d" xmlns:o="urn:schemas-microsoft-com:office:office" xmlns:oel="http://schemas.microsoft.com/office/2019/extlst" xmlns:r="http://schemas.openxmlformats.org/officeDocument/2006/relationships" xmlns:m="http://schemas.openxmlformats.org/officeDocument/2006/math" xmlns:v="urn:schemas-microsoft-com:vml" xmlns:wp14="http://schemas.microsoft.com/office/word/2010/wordprocessingDrawing" xmlns:wp="http://schemas.openxmlformats.org/drawingml/2006/wordprocessingDrawing" xmlns:w10="urn:schemas-microsoft-com:office:word" xmlns:w="http://schemas.openxmlformats.org/wordprocessingml/2006/main" xmlns:w14="http://schemas.microsoft.com/office/word/2010/wordml" xmlns:w15="http://schemas.microsoft.com/office/word/2012/wordml" xmlns:w16cex="http://schemas.microsoft.com/office/word/2018/wordml/cex" xmlns:w16cid="http://schemas.microsoft.com/office/word/2016/wordml/cid" xmlns:w16="http://schemas.microsoft.com/office/word/2018/wordml" xmlns:w16du="http://schemas.microsoft.com/office/word/2023/wordml/word16du" xmlns:w16sdtdh="http://schemas.microsoft.com/office/word/2020/wordml/sdtdatahash" xmlns:w16sdtfl="http://schemas.microsoft.com/office/word/2024/wordml/sdtformatlock" xmlns:w16se="http://schemas.microsoft.com/office/word/2015/wordml/symex" xmlns:wpg="http://schemas.microsoft.com/office/word/2010/wordprocessingGroup" xmlns:wpi="http://schemas.microsoft.com/office/word/2010/wordprocessingInk" xmlns:wne="http://schemas.microsoft.com/office/word/2006/wordml" xmlns:wps="http://schemas.microsoft.com/office/word/2010/wordprocessingShape" mc:Ignorable="w14 w15 w16se w16cid w16 w16cex w16sdtdh w16sdtfl w16du wp14">
+  <w:endnote w:type="separator" w:id="-1">
+    <w:p>
+      <w:pPr>
+        <w:spacing w:after="0" w:line="240" w:lineRule="auto"/>
+      </w:pPr>
+      <w:r>
+        <w:separator/>
+      </w:r>
+    </w:p>
+  </w:endnote>
+  <w:endnote w:type="continuationSeparator" w:id="0">
+    <w:p>
+      <w:pPr>
+        <w:spacing w:after="0" w:line="240" w:lineRule="auto"/>
+      </w:pPr>
+      <w:r>
+        <w:continuationSeparator/>
+      </w:r>
+    </w:p>
+  </w:endnote>
+</w:endnotes>
+</file>
+
+<file path=word/footnotes.xml><?xml version="1.0" encoding="utf-8"?>
+<w:footnotes xmlns:wpc="http://schemas.microsoft.com/office/word/2010/wordprocessingCanvas" xmlns:cx="http://schemas.microsoft.com/office/drawing/2014/chartex" xmlns:cx1="http://schemas.microsoft.com/office/drawing/2015/9/8/chartex" xmlns:cx2="http://schemas.microsoft.com/office/drawing/2015/10/21/chartex" xmlns:cx3="http://schemas.microsoft.com/office/drawing/2016/5/9/chartex" xmlns:cx4="http://schemas.microsoft.com/office/drawing/2016/5/10/chartex" xmlns:cx5="http://schemas.microsoft.com/office/drawing/2016/5/11/chartex" xmlns:cx6="http://schemas.microsoft.com/office/drawing/2016/5/12/chartex" xmlns:cx7="http://schemas.microsoft.com/office/drawing/2016/5/13/chartex" xmlns:cx8="http://schemas.microsoft.com/office/drawing/2016/5/14/chartex" xmlns:mc="http://schemas.openxmlformats.org/markup-compatibility/2006" xmlns:aink="http://schemas.microsoft.com/office/drawing/2016/ink" xmlns:am3d="http://schemas.microsoft.com/office/drawing/2017/model3d" xmlns:o="urn:schemas-microsoft-com:office:office" xmlns:oel="http://schemas.microsoft.com/office/2019/extlst" xmlns:r="http://schemas.openxmlformats.org/officeDocument/2006/relationships" xmlns:m="http://schemas.openxmlformats.org/officeDocument/2006/math" xmlns:v="urn:schemas-microsoft-com:vml" xmlns:wp14="http://schemas.microsoft.com/office/word/2010/wordprocessingDrawing" xmlns:wp="http://schemas.openxmlformats.org/drawingml/2006/wordprocessingDrawing" xmlns:w10="urn:schemas-microsoft-com:office:word" xmlns:w="http://schemas.openxmlformats.org/wordprocessingml/2006/main" xmlns:w14="http://schemas.microsoft.com/office/word/2010/wordml" xmlns:w15="http://schemas.microsoft.com/office/word/2012/wordml" xmlns:w16cex="http://schemas.microsoft.com/office/word/2018/wordml/cex" xmlns:w16cid="http://schemas.microsoft.com/office/word/2016/wordml/cid" xmlns:w16="http://schemas.microsoft.com/office/word/2018/wordml" xmlns:w16du="http://schemas.microsoft.com/office/word/2023/wordml/word16du" xmlns:w16sdtdh="http://schemas.microsoft.com/office/word/2020/wordml/sdtdatahash" xmlns:w16sdtfl="http://schemas.microsoft.com/office/word/2024/wordml/sdtformatlock" xmlns:w16se="http://schemas.microsoft.com/office/word/2015/wordml/symex" xmlns:wpg="http://schemas.microsoft.com/office/word/2010/wordprocessingGroup" xmlns:wpi="http://schemas.microsoft.com/office/word/2010/wordprocessingInk" xmlns:wne="http://schemas.microsoft.com/office/word/2006/wordml" xmlns:wps="http://schemas.microsoft.com/office/word/2010/wordprocessingShape" mc:Ignorable="w14 w15 w16se w16cid w16 w16cex w16sdtdh w16sdtfl w16du wp14">
+  <w:footnote w:type="separator" w:id="-1">
+    <w:p>
+      <w:pPr>
+        <w:spacing w:after="0" w:line="240" w:lineRule="auto"/>
+      </w:pPr>
+      <w:r>
+        <w:separator/>
+      </w:r>
+    </w:p>
+  </w:footnote>
+  <w:footnote w:type="continuationSeparator" w:id="0">
+    <w:p>
+      <w:pPr>
+        <w:spacing w:after="0" w:line="240" w:lineRule="auto"/>
+      </w:pPr>
+      <w:r>
+        <w:continuationSeparator/>
+      </w:r>
+    </w:p>
+  </w:footnote>
+</w:footnotes>
+</file>
+
+<file path=word/numbering.xml><?xml version="1.0" encoding="utf-8"?>
+<w:numbering xmlns:wpc="http://schemas.microsoft.com/office/word/2010/wordprocessingCanvas" xmlns:cx="http://schemas.microsoft.com/office/drawing/2014/chartex" xmlns:cx1="http://schemas.microsoft.com/office/drawing/2015/9/8/chartex" xmlns:cx2="http://schemas.microsoft.com/office/drawing/2015/10/21/chartex" xmlns:cx3="http://schemas.microsoft.com/office/drawing/2016/5/9/chartex" xmlns:cx4="http://schemas.microsoft.com/office/drawing/2016/5/10/chartex" xmlns:cx5="http://schemas.microsoft.com/office/drawing/2016/5/11/chartex" xmlns:cx6="http://schemas.microsoft.com/office/drawing/2016/5/12/chartex" xmlns:cx7="http://schemas.microsoft.com/office/drawing/2016/5/13/chartex" xmlns:cx8="http://schemas.microsoft.com/office/drawing/2016/5/14/chartex" xmlns:mc="http://schemas.openxmlformats.org/markup-compatibility/2006" xmlns:aink="http://schemas.microsoft.com/office/drawing/2016/ink" xmlns:am3d="http://schemas.microsoft.com/office/drawing/2017/model3d" xmlns:o="urn:schemas-microsoft-com:office:office" xmlns:oel="http://schemas.microsoft.com/office/2019/extlst" xmlns:r="http://schemas.openxmlformats.org/officeDocument/2006/relationships" xmlns:m="http://schemas.openxmlformats.org/officeDocument/2006/math" xmlns:v="urn:schemas-microsoft-com:vml" xmlns:wp14="http://schemas.microsoft.com/office/word/2010/wordprocessingDrawing" xmlns:wp="http://schemas.openxmlformats.org/drawingml/2006/wordprocessingDrawing" xmlns:w10="urn:schemas-microsoft-com:office:word" xmlns:w="http://schemas.openxmlformats.org/wordprocessingml/2006/main" xmlns:w14="http://schemas.microsoft.com/office/word/2010/wordml" xmlns:w15="http://schemas.microsoft.com/office/word/2012/wordml" xmlns:w16cex="http://schemas.microsoft.com/office/word/2018/wordml/cex" xmlns:w16cid="http://schemas.microsoft.com/office/word/2016/wordml/cid" xmlns:w16="http://schemas.microsoft.com/office/word/2018/wordml" xmlns:w16du="http://schemas.microsoft.com/office/word/2023/wordml/word16du" xmlns:w16sdtdh="http://schemas.microsoft.com/office/word/2020/wordml/sdtdatahash" xmlns:w16sdtfl="http://schemas.microsoft.com/office/word/2024/wordml/sdtformatlock" xmlns:w16se="http://schemas.microsoft.com/office/word/2015/wordml/symex" xmlns:wpg="http://schemas.microsoft.com/office/word/2010/wordprocessingGroup" xmlns:wpi="http://schemas.microsoft.com/office/word/2010/wordprocessingInk" xmlns:wne="http://schemas.microsoft.com/office/word/2006/wordml" xmlns:wps="http://schemas.microsoft.com/office/word/2010/wordprocessingShape" mc:Ignorable="w14 w15 w16se w16cid w16 w16cex w16sdtdh w16sdtfl w16du wp14">
+  <w:abstractNum w:abstractNumId="0" w15:restartNumberingAfterBreak="0">
+    <w:nsid w:val="0F683546"/>
+    <w:multiLevelType w:val="hybridMultilevel"/>
+    <w:tmpl w:val="0298CAAC"/>
+    <w:lvl w:ilvl="0" w:tplc="61D82C00">
+      <w:start w:val="1"/>
+      <w:numFmt w:val="decimal"/>
+      <w:lvlText w:val="%1"/>
+      <w:lvlJc w:val="left"/>
+      <w:pPr>
+        <w:ind w:left="720" w:hanging="360"/>
+      </w:pPr>
+      <w:rPr>
+        <w:rFonts w:hint="default"/>
+      </w:rPr>
+    </w:lvl>
+    <w:lvl w:ilvl="1" w:tplc="04090019" w:tentative="1">
+      <w:start w:val="1"/>
+      <w:numFmt w:val="lowerLetter"/>
+      <w:lvlText w:val="%2."/>
+      <w:lvlJc w:val="left"/>
+      <w:pPr>
+        <w:ind w:left="1440" w:hanging="360"/>
+      </w:pPr>
+    </w:lvl>
+    <w:lvl w:ilvl="2" w:tplc="0409001B" w:tentative="1">
+      <w:start w:val="1"/>
+      <w:numFmt w:val="lowerRoman"/>
+      <w:lvlText w:val="%3."/>
+      <w:lvlJc w:val="right"/>
+      <w:pPr>
+        <w:ind w:left="2160" w:hanging="180"/>
+      </w:pPr>
+    </w:lvl>
+    <w:lvl w:ilvl="3" w:tplc="0409000F" w:tentative="1">
+      <w:start w:val="1"/>
+      <w:numFmt w:val="decimal"/>
+      <w:lvlText w:val="%4."/>
+      <w:lvlJc w:val="left"/>
+      <w:pPr>
+        <w:ind w:left="2880" w:hanging="360"/>
+      </w:pPr>
+    </w:lvl>
+    <w:lvl w:ilvl="4" w:tplc="04090019" w:tentative="1">
+      <w:start w:val="1"/>
+      <w:numFmt w:val="lowerLetter"/>
+      <w:lvlText w:val="%5."/>
+      <w:lvlJc w:val="left"/>
+      <w:pPr>
+        <w:ind w:left="3600" w:hanging="360"/>
+      </w:pPr>
+    </w:lvl>
+    <w:lvl w:ilvl="5" w:tplc="0409001B" w:tentative="1">
+      <w:start w:val="1"/>
+      <w:numFmt w:val="lowerRoman"/>
+      <w:lvlText w:val="%6."/>
+      <w:lvlJc w:val="right"/>
+      <w:pPr>
+        <w:ind w:left="4320" w:hanging="180"/>
+      </w:pPr>
+    </w:lvl>
+    <w:lvl w:ilvl="6" w:tplc="0409000F" w:tentative="1">
+      <w:start w:val="1"/>
+      <w:numFmt w:val="decimal"/>
+      <w:lvlText w:val="%7."/>
+      <w:lvlJc w:val="left"/>
+      <w:pPr>
+        <w:ind w:left="5040" w:hanging="360"/>
+      </w:pPr>
+    </w:lvl>
+    <w:lvl w:ilvl="7" w:tplc="04090019" w:tentative="1">
+      <w:start w:val="1"/>
+      <w:numFmt w:val="lowerLetter"/>
+      <w:lvlText w:val="%8."/>
+      <w:lvlJc w:val="left"/>
+      <w:pPr>
+        <w:ind w:left="5760" w:hanging="360"/>
+      </w:pPr>
+    </w:lvl>
+    <w:lvl w:ilvl="8" w:tplc="0409001B" w:tentative="1">
+      <w:start w:val="1"/>
+      <w:numFmt w:val="lowerRoman"/>
+      <w:lvlText w:val="%9."/>
+      <w:lvlJc w:val="right"/>
+      <w:pPr>
+        <w:ind w:left="6480" w:hanging="180"/>
+      </w:pPr>
+    </w:lvl>
+  </w:abstractNum>
+  <w:num w:numId="1" w16cid:durableId="1015375889">
+    <w:abstractNumId w:val="0"/>
+  </w:num>
+</w:numbering>
+</file>
+
 <file path=word/styles.xml><?xml version="1.0" encoding="utf-8"?>
-<w:styles xmlns:mc="http://schemas.openxmlformats.org/markup-compatibility/2006" xmlns:r="http://schemas.openxmlformats.org/officeDocument/2006/relationships" xmlns:w="http://schemas.openxmlformats.org/wordprocessingml/2006/main" xmlns:w14="http://schemas.microsoft.com/office/word/2010/wordml" xmlns:w15="http://schemas.microsoft.com/office/word/2012/wordml" xmlns:w16cex="http://schemas.microsoft.com/office/word/2018/wordml/cex" xmlns:w16cid="http://schemas.microsoft.com/office/word/2016/wordml/cid" xmlns:w16="http://schemas.microsoft.com/office/word/2018/wordml" xmlns:w16sdtdh="http://schemas.microsoft.com/office/word/2020/wordml/sdtdatahash" xmlns:w16se="http://schemas.microsoft.com/office/word/2015/wordml/symex" mc:Ignorable="w14 w15 w16se w16cid w16 w16cex w16sdtdh">
+<w:styles xmlns:mc="http://schemas.openxmlformats.org/markup-compatibility/2006" xmlns:r="http://schemas.openxmlformats.org/officeDocument/2006/relationships" xmlns:w="http://schemas.openxmlformats.org/wordprocessingml/2006/main" xmlns:w14="http://schemas.microsoft.com/office/word/2010/wordml" xmlns:w15="http://schemas.microsoft.com/office/word/2012/wordml" xmlns:w16cex="http://schemas.microsoft.com/office/word/2018/wordml/cex" xmlns:w16cid="http://schemas.microsoft.com/office/word/2016/wordml/cid" xmlns:w16="http://schemas.microsoft.com/office/word/2018/wordml" xmlns:w16du="http://schemas.microsoft.com/office/word/2023/wordml/word16du" xmlns:w16sdtdh="http://schemas.microsoft.com/office/word/2020/wordml/sdtdatahash" xmlns:w16sdtfl="http://schemas.microsoft.com/office/word/2024/wordml/sdtformatlock" xmlns:w16se="http://schemas.microsoft.com/office/word/2015/wordml/symex" mc:Ignorable="w14 w15 w16se w16cid w16 w16cex w16sdtdh w16sdtfl w16du">
   <w:docDefaults>
     <w:rPrDefault>
       <w:rPr>
@@ -616,7 +4957,6 @@
   <w:style w:type="character" w:default="1" w:styleId="DefaultParagraphFont">
     <w:name w:val="Default Paragraph Font"/>
     <w:uiPriority w:val="1"/>
-    <w:semiHidden/>
     <w:unhideWhenUsed/>
   </w:style>
   <w:style w:type="table" w:default="1" w:styleId="TableNormal">
@@ -860,7 +5200,9 @@
   </w:style>
   <w:style w:type="paragraph" w:styleId="ListParagraph">
     <w:name w:val="List Paragraph"/>
+    <w:aliases w:val="bullet 1,bullet,List Paragraph11,List Paragraph2,Pictures"/>
     <w:basedOn w:val="Normal"/>
+    <w:link w:val="ListParagraphChar"/>
     <w:uiPriority w:val="34"/>
     <w:qFormat/>
     <w:rsid w:val="00C60E8A"/>
@@ -929,6 +5271,58 @@
       <w:color w:val="0F4761" w:themeColor="accent1" w:themeShade="BF"/>
       <w:spacing w:val="5"/>
     </w:rPr>
+  </w:style>
+  <w:style w:type="character" w:customStyle="1" w:styleId="ListParagraphChar">
+    <w:name w:val="List Paragraph Char"/>
+    <w:aliases w:val="bullet 1 Char,bullet Char,List Paragraph11 Char,List Paragraph2 Char,Pictures Char"/>
+    <w:basedOn w:val="DefaultParagraphFont"/>
+    <w:link w:val="ListParagraph"/>
+    <w:uiPriority w:val="34"/>
+    <w:rsid w:val="00F72C21"/>
+  </w:style>
+  <w:style w:type="paragraph" w:styleId="Header">
+    <w:name w:val="header"/>
+    <w:basedOn w:val="Normal"/>
+    <w:link w:val="HeaderChar"/>
+    <w:uiPriority w:val="99"/>
+    <w:unhideWhenUsed/>
+    <w:rsid w:val="00F72C21"/>
+    <w:pPr>
+      <w:tabs>
+        <w:tab w:val="center" w:pos="4680"/>
+        <w:tab w:val="right" w:pos="9360"/>
+      </w:tabs>
+      <w:spacing w:after="0" w:line="240" w:lineRule="auto"/>
+    </w:pPr>
+  </w:style>
+  <w:style w:type="character" w:customStyle="1" w:styleId="HeaderChar">
+    <w:name w:val="Header Char"/>
+    <w:basedOn w:val="DefaultParagraphFont"/>
+    <w:link w:val="Header"/>
+    <w:uiPriority w:val="99"/>
+    <w:rsid w:val="00F72C21"/>
+  </w:style>
+  <w:style w:type="paragraph" w:styleId="Footer">
+    <w:name w:val="footer"/>
+    <w:basedOn w:val="Normal"/>
+    <w:link w:val="FooterChar"/>
+    <w:uiPriority w:val="99"/>
+    <w:unhideWhenUsed/>
+    <w:rsid w:val="00F72C21"/>
+    <w:pPr>
+      <w:tabs>
+        <w:tab w:val="center" w:pos="4680"/>
+        <w:tab w:val="right" w:pos="9360"/>
+      </w:tabs>
+      <w:spacing w:after="0" w:line="240" w:lineRule="auto"/>
+    </w:pPr>
+  </w:style>
+  <w:style w:type="character" w:customStyle="1" w:styleId="FooterChar">
+    <w:name w:val="Footer Char"/>
+    <w:basedOn w:val="DefaultParagraphFont"/>
+    <w:link w:val="Footer"/>
+    <w:uiPriority w:val="99"/>
+    <w:rsid w:val="00F72C21"/>
   </w:style>
 </w:styles>
 </file>
